--- a/docs/Guide d'utilisateur.docx
+++ b/docs/Guide d'utilisateur.docx
@@ -27,6 +27,13 @@
           <w:szCs w:val="24"/>
         </w:rPr>
       </w:r>
+      <w:r>
+        <w:rPr>
+          <w:rFonts w:ascii="Times New Roman" w:hAnsi="Times New Roman" w:cs="Times New Roman"/>
+          <w:sz w:val="24"/>
+          <w:szCs w:val="24"/>
+        </w:rPr>
+      </w:r>
     </w:p>
     <w:p>
       <w:pPr>
@@ -53,6 +60,13 @@
           <w:szCs w:val="24"/>
         </w:rPr>
       </w:r>
+      <w:r>
+        <w:rPr>
+          <w:rFonts w:ascii="Times New Roman" w:hAnsi="Times New Roman" w:cs="Times New Roman"/>
+          <w:sz w:val="24"/>
+          <w:szCs w:val="24"/>
+        </w:rPr>
+      </w:r>
     </w:p>
     <w:p>
       <w:pPr>
@@ -79,6 +93,13 @@
           <w:szCs w:val="24"/>
         </w:rPr>
       </w:r>
+      <w:r>
+        <w:rPr>
+          <w:rFonts w:ascii="Times New Roman" w:hAnsi="Times New Roman" w:cs="Times New Roman"/>
+          <w:sz w:val="24"/>
+          <w:szCs w:val="24"/>
+        </w:rPr>
+      </w:r>
     </w:p>
     <w:p>
       <w:pPr>
@@ -101,6 +122,13 @@
       <w:r>
         <w:rPr>
           <w:rFonts w:ascii="Times New Roman" w:hAnsi="Times New Roman" w:eastAsia="Times New Roman" w:cs="Times New Roman"/>
+          <w:sz w:val="24"/>
+          <w:szCs w:val="24"/>
+        </w:rPr>
+      </w:r>
+      <w:r>
+        <w:rPr>
+          <w:rFonts w:ascii="Times New Roman" w:hAnsi="Times New Roman" w:cs="Times New Roman"/>
           <w:sz w:val="24"/>
           <w:szCs w:val="24"/>
         </w:rPr>
@@ -153,6 +181,14 @@
           <w:szCs w:val="36"/>
         </w:rPr>
       </w:r>
+      <w:r>
+        <w:rPr>
+          <w:rFonts w:ascii="Times New Roman" w:hAnsi="Times New Roman" w:cs="Times New Roman"/>
+          <w:color w:val="000000" w:themeColor="text1"/>
+          <w:sz w:val="36"/>
+          <w:szCs w:val="36"/>
+        </w:rPr>
+      </w:r>
     </w:p>
     <w:p>
       <w:pPr>
@@ -181,6 +217,14 @@
       <w:r>
         <w:rPr>
           <w:rFonts w:ascii="Times New Roman" w:hAnsi="Times New Roman" w:eastAsia="Times New Roman" w:cs="Times New Roman"/>
+          <w:color w:val="000000" w:themeColor="text1"/>
+          <w:sz w:val="48"/>
+          <w:szCs w:val="48"/>
+        </w:rPr>
+      </w:r>
+      <w:r>
+        <w:rPr>
+          <w:rFonts w:ascii="Times New Roman" w:hAnsi="Times New Roman" w:cs="Times New Roman"/>
           <w:color w:val="000000" w:themeColor="text1"/>
           <w:sz w:val="48"/>
           <w:szCs w:val="48"/>
@@ -230,6 +274,14 @@
           <w:szCs w:val="48"/>
         </w:rPr>
       </w:r>
+      <w:r>
+        <w:rPr>
+          <w:rFonts w:ascii="Times New Roman" w:hAnsi="Times New Roman" w:cs="Times New Roman"/>
+          <w:color w:val="000000" w:themeColor="text1"/>
+          <w:sz w:val="48"/>
+          <w:szCs w:val="48"/>
+        </w:rPr>
+      </w:r>
     </w:p>
     <w:p>
       <w:pPr>
@@ -263,6 +315,13 @@
           <w:lang w:val="en-US"/>
         </w:rPr>
       </w:r>
+      <w:r>
+        <w:rPr>
+          <w:rFonts w:ascii="Times New Roman" w:hAnsi="Times New Roman" w:cs="Times New Roman"/>
+          <w:sz w:val="24"/>
+          <w:szCs w:val="24"/>
+        </w:rPr>
+      </w:r>
     </w:p>
     <w:p>
       <w:pPr>
@@ -293,6 +352,13 @@
           <w:lang w:val="en-US"/>
         </w:rPr>
       </w:r>
+      <w:r>
+        <w:rPr>
+          <w:rFonts w:ascii="Times New Roman" w:hAnsi="Times New Roman" w:cs="Times New Roman"/>
+          <w:sz w:val="24"/>
+          <w:szCs w:val="24"/>
+        </w:rPr>
+      </w:r>
     </w:p>
     <w:p>
       <w:pPr>
@@ -321,6 +387,13 @@
           <w:lang w:val="en-US"/>
         </w:rPr>
       </w:r>
+      <w:r>
+        <w:rPr>
+          <w:rFonts w:ascii="Times New Roman" w:hAnsi="Times New Roman" w:cs="Times New Roman"/>
+          <w:sz w:val="24"/>
+          <w:szCs w:val="24"/>
+        </w:rPr>
+      </w:r>
     </w:p>
     <w:p>
       <w:pPr>
@@ -349,6 +422,13 @@
           <w:lang w:val="en-US"/>
         </w:rPr>
       </w:r>
+      <w:r>
+        <w:rPr>
+          <w:rFonts w:ascii="Times New Roman" w:hAnsi="Times New Roman" w:cs="Times New Roman"/>
+          <w:sz w:val="24"/>
+          <w:szCs w:val="24"/>
+        </w:rPr>
+      </w:r>
     </w:p>
     <w:p>
       <w:pPr>
@@ -377,6 +457,13 @@
           <w:lang w:val="en-US"/>
         </w:rPr>
       </w:r>
+      <w:r>
+        <w:rPr>
+          <w:rFonts w:ascii="Times New Roman" w:hAnsi="Times New Roman" w:cs="Times New Roman"/>
+          <w:sz w:val="24"/>
+          <w:szCs w:val="24"/>
+        </w:rPr>
+      </w:r>
     </w:p>
     <w:p>
       <w:pPr>
@@ -405,6 +492,13 @@
           <w:lang w:val="en-US"/>
         </w:rPr>
       </w:r>
+      <w:r>
+        <w:rPr>
+          <w:rFonts w:ascii="Times New Roman" w:hAnsi="Times New Roman" w:cs="Times New Roman"/>
+          <w:sz w:val="24"/>
+          <w:szCs w:val="24"/>
+        </w:rPr>
+      </w:r>
     </w:p>
     <w:p>
       <w:pPr>
@@ -433,6 +527,13 @@
           <w:lang w:val="en-US"/>
         </w:rPr>
       </w:r>
+      <w:r>
+        <w:rPr>
+          <w:rFonts w:ascii="Times New Roman" w:hAnsi="Times New Roman" w:cs="Times New Roman"/>
+          <w:sz w:val="24"/>
+          <w:szCs w:val="24"/>
+        </w:rPr>
+      </w:r>
     </w:p>
     <w:p>
       <w:pPr>
@@ -461,6 +562,13 @@
           <w:lang w:val="en-US"/>
         </w:rPr>
       </w:r>
+      <w:r>
+        <w:rPr>
+          <w:rFonts w:ascii="Times New Roman" w:hAnsi="Times New Roman" w:cs="Times New Roman"/>
+          <w:sz w:val="24"/>
+          <w:szCs w:val="24"/>
+        </w:rPr>
+      </w:r>
     </w:p>
     <w:p>
       <w:pPr>
@@ -489,6 +597,13 @@
           <w:lang w:val="en-US"/>
         </w:rPr>
       </w:r>
+      <w:r>
+        <w:rPr>
+          <w:rFonts w:ascii="Times New Roman" w:hAnsi="Times New Roman" w:cs="Times New Roman"/>
+          <w:sz w:val="24"/>
+          <w:szCs w:val="24"/>
+        </w:rPr>
+      </w:r>
     </w:p>
     <w:p>
       <w:pPr>
@@ -517,6 +632,13 @@
           <w:lang w:val="en-US"/>
         </w:rPr>
       </w:r>
+      <w:r>
+        <w:rPr>
+          <w:rFonts w:ascii="Times New Roman" w:hAnsi="Times New Roman" w:cs="Times New Roman"/>
+          <w:sz w:val="24"/>
+          <w:szCs w:val="24"/>
+        </w:rPr>
+      </w:r>
     </w:p>
     <w:p>
       <w:pPr>
@@ -545,6 +667,13 @@
           <w:lang w:val="en-US"/>
         </w:rPr>
       </w:r>
+      <w:r>
+        <w:rPr>
+          <w:rFonts w:ascii="Times New Roman" w:hAnsi="Times New Roman" w:cs="Times New Roman"/>
+          <w:sz w:val="24"/>
+          <w:szCs w:val="24"/>
+        </w:rPr>
+      </w:r>
     </w:p>
     <w:p>
       <w:pPr>
@@ -573,6 +702,13 @@
           <w:lang w:val="en-US"/>
         </w:rPr>
       </w:r>
+      <w:r>
+        <w:rPr>
+          <w:rFonts w:ascii="Times New Roman" w:hAnsi="Times New Roman" w:cs="Times New Roman"/>
+          <w:sz w:val="24"/>
+          <w:szCs w:val="24"/>
+        </w:rPr>
+      </w:r>
     </w:p>
     <w:p>
       <w:pPr>
@@ -601,6 +737,13 @@
           <w:lang w:val="en-US"/>
         </w:rPr>
       </w:r>
+      <w:r>
+        <w:rPr>
+          <w:rFonts w:ascii="Times New Roman" w:hAnsi="Times New Roman" w:cs="Times New Roman"/>
+          <w:sz w:val="24"/>
+          <w:szCs w:val="24"/>
+        </w:rPr>
+      </w:r>
     </w:p>
     <w:p>
       <w:pPr>
@@ -627,6 +770,13 @@
           <w:sz w:val="24"/>
           <w:szCs w:val="24"/>
           <w:lang w:val="en-US"/>
+        </w:rPr>
+      </w:r>
+      <w:r>
+        <w:rPr>
+          <w:rFonts w:ascii="Times New Roman" w:hAnsi="Times New Roman" w:cs="Times New Roman"/>
+          <w:sz w:val="24"/>
+          <w:szCs w:val="24"/>
         </w:rPr>
       </w:r>
     </w:p>
@@ -734,6 +884,15 @@
                                 <w:szCs w:val="32"/>
                               </w:rPr>
                             </w:r>
+                            <w:r>
+                              <w:rPr>
+                                <w:rFonts w:ascii="Times New Roman" w:hAnsi="Times New Roman" w:cs="Times New Roman"/>
+                                <w:b/>
+                                <w:bCs/>
+                                <w:sz w:val="32"/>
+                                <w:szCs w:val="32"/>
+                              </w:rPr>
+                            </w:r>
                           </w:p>
                           <w:p>
                             <w:pPr>
@@ -779,6 +938,13 @@
                                 <w:sz w:val="28"/>
                                 <w:szCs w:val="28"/>
                                 <w:lang w:val="en-US"/>
+                              </w:rPr>
+                            </w:r>
+                            <w:r>
+                              <w:rPr>
+                                <w:rFonts w:ascii="Times New Roman" w:hAnsi="Times New Roman" w:cs="Times New Roman"/>
+                                <w:sz w:val="28"/>
+                                <w:szCs w:val="28"/>
                               </w:rPr>
                             </w:r>
                           </w:p>
@@ -847,6 +1013,15 @@
                           <w:szCs w:val="32"/>
                         </w:rPr>
                       </w:r>
+                      <w:r>
+                        <w:rPr>
+                          <w:rFonts w:ascii="Times New Roman" w:hAnsi="Times New Roman" w:cs="Times New Roman"/>
+                          <w:b/>
+                          <w:bCs/>
+                          <w:sz w:val="32"/>
+                          <w:szCs w:val="32"/>
+                        </w:rPr>
+                      </w:r>
                     </w:p>
                     <w:p>
                       <w:pPr>
@@ -894,6 +1069,13 @@
                           <w:lang w:val="en-US"/>
                         </w:rPr>
                       </w:r>
+                      <w:r>
+                        <w:rPr>
+                          <w:rFonts w:ascii="Times New Roman" w:hAnsi="Times New Roman" w:cs="Times New Roman"/>
+                          <w:sz w:val="28"/>
+                          <w:szCs w:val="28"/>
+                        </w:rPr>
+                      </w:r>
                     </w:p>
                   </w:txbxContent>
                 </v:textbox>
@@ -910,6 +1092,13 @@
           <w:lang w:val="en-US"/>
         </w:rPr>
       </w:r>
+      <w:r>
+        <w:rPr>
+          <w:rFonts w:ascii="Times New Roman" w:hAnsi="Times New Roman" w:cs="Times New Roman"/>
+          <w:sz w:val="24"/>
+          <w:szCs w:val="24"/>
+        </w:rPr>
+      </w:r>
     </w:p>
     <w:p>
       <w:pPr>
@@ -937,6 +1126,15 @@
       <w:r>
         <w:rPr>
           <w:rFonts w:ascii="Times New Roman" w:hAnsi="Times New Roman" w:eastAsia="Times New Roman" w:cs="Times New Roman"/>
+          <w:b/>
+          <w:bCs/>
+          <w:sz w:val="32"/>
+          <w:szCs w:val="32"/>
+        </w:rPr>
+      </w:r>
+      <w:r>
+        <w:rPr>
+          <w:rFonts w:ascii="Times New Roman" w:hAnsi="Times New Roman" w:cs="Times New Roman"/>
           <w:b/>
           <w:bCs/>
           <w:sz w:val="32"/>
@@ -982,6 +1180,13 @@
           <w:szCs w:val="28"/>
         </w:rPr>
       </w:r>
+      <w:r>
+        <w:rPr>
+          <w:rFonts w:ascii="Times New Roman" w:hAnsi="Times New Roman" w:cs="Times New Roman"/>
+          <w:sz w:val="28"/>
+          <w:szCs w:val="28"/>
+        </w:rPr>
+      </w:r>
     </w:p>
     <w:p>
       <w:pPr>
@@ -1009,6 +1214,13 @@
           <w:szCs w:val="28"/>
         </w:rPr>
       </w:r>
+      <w:r>
+        <w:rPr>
+          <w:rFonts w:ascii="Times New Roman" w:hAnsi="Times New Roman" w:cs="Times New Roman"/>
+          <w:sz w:val="28"/>
+          <w:szCs w:val="28"/>
+        </w:rPr>
+      </w:r>
     </w:p>
     <w:p>
       <w:pPr>
@@ -1041,18 +1253,18 @@
       <w:r>
         <w:rPr>
           <w:rFonts w:ascii="Times New Roman" w:hAnsi="Times New Roman" w:eastAsia="Times New Roman" w:cs="Times New Roman"/>
-          <w:lang w:val="en-US"/>
         </w:rPr>
       </w:r>
       <w:r>
         <w:rPr>
-          <w:rFonts w:ascii="Times New Roman" w:hAnsi="Times New Roman" w:eastAsia="Times New Roman" w:cs="Times New Roman"/>
+          <w:rFonts w:ascii="Times New Roman" w:hAnsi="Times New Roman" w:cs="Times New Roman"/>
+          <w14:ligatures w14:val="none"/>
         </w:rPr>
       </w:r>
     </w:p>
     <w:p>
       <w:pPr>
-        <w:pStyle w:val="757"/>
+        <w:pStyle w:val="924"/>
         <w:pBdr/>
         <w:spacing/>
         <w:ind/>
@@ -1081,13 +1293,15 @@
       </w:r>
       <w:r>
         <w:rPr>
-          <w:rFonts w:ascii="Times New Roman" w:hAnsi="Times New Roman" w:eastAsia="Times New Roman" w:cs="Times New Roman"/>
+          <w:rFonts w:ascii="Times New Roman" w:hAnsi="Times New Roman" w:cs="Times New Roman"/>
+          <w:highlight w:val="none"/>
+          <w14:ligatures w14:val="none"/>
         </w:rPr>
       </w:r>
     </w:p>
     <w:p>
       <w:pPr>
-        <w:pStyle w:val="757"/>
+        <w:pStyle w:val="924"/>
         <w:pBdr/>
         <w:spacing/>
         <w:ind/>
@@ -1109,10 +1323,17 @@
           <w:highlight w:val="none"/>
         </w:rPr>
       </w:r>
+      <w:r>
+        <w:rPr>
+          <w:rFonts w:ascii="Times New Roman" w:hAnsi="Times New Roman" w:eastAsia="Times New Roman" w:cs="Times New Roman"/>
+          <w:highlight w:val="none"/>
+          <w14:ligatures w14:val="none"/>
+        </w:rPr>
+      </w:r>
     </w:p>
     <w:p>
       <w:pPr>
-        <w:pStyle w:val="768"/>
+        <w:pStyle w:val="935"/>
         <w:pBdr/>
         <w:spacing/>
         <w:ind/>
@@ -1133,10 +1354,16 @@
           <w:highlight w:val="none"/>
         </w:rPr>
       </w:r>
+      <w:r>
+        <w:rPr>
+          <w:highlight w:val="none"/>
+          <w14:ligatures w14:val="none"/>
+        </w:rPr>
+      </w:r>
     </w:p>
     <w:p>
       <w:pPr>
-        <w:pStyle w:val="768"/>
+        <w:pStyle w:val="935"/>
         <w:pBdr/>
         <w:spacing/>
         <w:ind/>
@@ -1157,10 +1384,16 @@
           <w:highlight w:val="none"/>
         </w:rPr>
       </w:r>
+      <w:r>
+        <w:rPr>
+          <w:highlight w:val="none"/>
+          <w14:ligatures w14:val="none"/>
+        </w:rPr>
+      </w:r>
     </w:p>
     <w:p>
       <w:pPr>
-        <w:pStyle w:val="768"/>
+        <w:pStyle w:val="935"/>
         <w:pBdr/>
         <w:spacing/>
         <w:ind/>
@@ -1181,10 +1414,16 @@
           <w:highlight w:val="none"/>
         </w:rPr>
       </w:r>
+      <w:r>
+        <w:rPr>
+          <w:highlight w:val="none"/>
+          <w14:ligatures w14:val="none"/>
+        </w:rPr>
+      </w:r>
     </w:p>
     <w:p>
       <w:pPr>
-        <w:pStyle w:val="768"/>
+        <w:pStyle w:val="935"/>
         <w:pBdr/>
         <w:spacing/>
         <w:ind/>
@@ -1205,10 +1444,16 @@
           <w:highlight w:val="none"/>
         </w:rPr>
       </w:r>
+      <w:r>
+        <w:rPr>
+          <w:highlight w:val="none"/>
+          <w14:ligatures w14:val="none"/>
+        </w:rPr>
+      </w:r>
     </w:p>
     <w:p>
       <w:pPr>
-        <w:pStyle w:val="768"/>
+        <w:pStyle w:val="935"/>
         <w:pBdr/>
         <w:spacing/>
         <w:ind/>
@@ -1233,13 +1478,13 @@
       <w:r>
         <w:rPr>
           <w:highlight w:val="none"/>
-          <w:lang w:val="fr"/>
+          <w14:ligatures w14:val="none"/>
         </w:rPr>
       </w:r>
     </w:p>
     <w:p>
       <w:pPr>
-        <w:pStyle w:val="757"/>
+        <w:pStyle w:val="924"/>
         <w:pBdr/>
         <w:spacing/>
         <w:ind/>
@@ -1267,6 +1512,7 @@
       <w:r>
         <w:rPr>
           <w:highlight w:val="none"/>
+          <w14:ligatures w14:val="none"/>
         </w:rPr>
       </w:r>
     </w:p>
@@ -1291,20 +1537,14 @@
         <w:rPr>
           <w:highlight w:val="none"/>
         </w:rPr>
-      </w:r>
-      <w:r/>
-      <w:r>
-        <w:rPr>
-          <w:highlight w:val="none"/>
-        </w:rPr>
         <w:t xml:space="preserve">  -DBUILD_PYTHON3=OFF \</w:t>
       </w:r>
-      <w:r/>
       <w:r>
         <w:rPr>
           <w:highlight w:val="none"/>
         </w:rPr>
       </w:r>
+      <w:r/>
     </w:p>
     <w:p>
       <w:pPr>
@@ -1397,7 +1637,6 @@
         </w:rPr>
         <w:t xml:space="preserve">  -DPTHREADS_LIBRARY="C:/path/to/pthreads/lib/pthreadVC2.lib"</w:t>
       </w:r>
-      <w:r/>
       <w:r>
         <w:rPr>
           <w:highlight w:val="none"/>
@@ -1410,7 +1649,13 @@
         </w:rPr>
         <w:t xml:space="preserve">Après. Ajoutez les dossiers include, etc, bin au PATH</w:t>
         <w:br/>
-        <w:t xml:space="preserve">installez freenect depuis PyPi, si l’installation échoue, téléchargez la source et copiez libfreenect.h vers le dossier source de freenect et compilez avec pip</w:t>
+        <w:t xml:space="preserve">installez freenect depuis PyPi, si l’installation échoue, téléchargez la source et</w:t>
+      </w:r>
+      <w:r>
+        <w:rPr>
+          <w:highlight w:val="none"/>
+        </w:rPr>
+        <w:t xml:space="preserve"> copiez libfreenect.h vers le dossier source de freenect et compilez avec pip</w:t>
         <w:br/>
         <w:t xml:space="preserve">installez OpenNI2 et NiTE2, et copiez les drivers libfreenect.dll libfreenect.lib OpenNI2 vers tous les dossiers Drivers trouvés dans la place d’installation de ces deux dernièrs</w:t>
       </w:r>
@@ -1421,7 +1666,12 @@
         <w:br/>
         <w:br/>
       </w:r>
-      <w:r/>
+      <w:r>
+        <w:rPr>
+          <w:highlight w:val="none"/>
+          <w14:ligatures w14:val="none"/>
+        </w:rPr>
+      </w:r>
     </w:p>
     <w:p>
       <w:pPr>
@@ -1450,10 +1700,16 @@
           <w:highlight w:val="none"/>
         </w:rPr>
       </w:r>
+      <w:r>
+        <w:rPr>
+          <w:highlight w:val="none"/>
+          <w14:ligatures w14:val="none"/>
+        </w:rPr>
+      </w:r>
     </w:p>
     <w:p>
       <w:pPr>
-        <w:pStyle w:val="757"/>
+        <w:pStyle w:val="924"/>
         <w:pBdr/>
         <w:spacing/>
         <w:ind/>
@@ -1478,6 +1734,12 @@
           <w:highlight w:val="none"/>
         </w:rPr>
       </w:r>
+      <w:r>
+        <w:rPr>
+          <w:highlight w:val="none"/>
+          <w14:ligatures w14:val="none"/>
+        </w:rPr>
+      </w:r>
     </w:p>
     <w:p>
       <w:pPr>
@@ -1505,6 +1767,12 @@
           <w:highlight w:val="none"/>
         </w:rPr>
       </w:r>
+      <w:r>
+        <w:rPr>
+          <w:highlight w:val="none"/>
+          <w14:ligatures w14:val="none"/>
+        </w:rPr>
+      </w:r>
     </w:p>
     <w:p>
       <w:pPr>
@@ -1530,6 +1798,12 @@
       <w:r>
         <w:rPr>
           <w:highlight w:val="none"/>
+        </w:rPr>
+      </w:r>
+      <w:r>
+        <w:rPr>
+          <w:highlight w:val="none"/>
+          <w14:ligatures w14:val="none"/>
         </w:rPr>
       </w:r>
     </w:p>
@@ -1560,6 +1834,12 @@
           <w:highlight w:val="none"/>
         </w:rPr>
       </w:r>
+      <w:r>
+        <w:rPr>
+          <w:highlight w:val="none"/>
+          <w14:ligatures w14:val="none"/>
+        </w:rPr>
+      </w:r>
     </w:p>
     <w:p>
       <w:pPr>
@@ -1582,17 +1862,29 @@
           <w:highlight w:val="none"/>
         </w:rPr>
         <w:br/>
-        <w:t xml:space="preserve">evaluate_model.py : évalue un modéle spécifié avec un fichier inference texte, l’utilisateur doit modifier le script pour étiquettez leurs ficheirs inférence (frame début, frame fin, étiquette action), le script vous donnera un rapport format json et matrice de confusion</w:t>
+        <w:t xml:space="preserve">evaluate_model.</w:t>
+      </w:r>
+      <w:r>
+        <w:rPr>
+          <w:highlight w:val="none"/>
+        </w:rPr>
+        <w:t xml:space="preserve">py : évalue un modéle spécifié avec un fichier inference texte, l’utilisateur doit modifier le script pour étiquettez leurs ficheirs inférence (frame début, frame fin, étiquette action), le script vous donnera un rapport format json et matrice de confusion</w:t>
       </w:r>
       <w:r>
         <w:rPr>
           <w:highlight w:val="none"/>
         </w:rPr>
       </w:r>
+      <w:r>
+        <w:rPr>
+          <w:highlight w:val="none"/>
+          <w14:ligatures w14:val="none"/>
+        </w:rPr>
+      </w:r>
     </w:p>
     <w:p>
       <w:pPr>
-        <w:pStyle w:val="757"/>
+        <w:pStyle w:val="924"/>
         <w:pBdr/>
         <w:spacing/>
         <w:ind/>
@@ -1620,6 +1912,7 @@
       <w:r>
         <w:rPr>
           <w:highlight w:val="none"/>
+          <w14:ligatures w14:val="none"/>
         </w:rPr>
       </w:r>
     </w:p>
@@ -1641,19 +1934,32 @@
       <w:r>
         <w:rPr>
           <w:highlight w:val="none"/>
+          <w:lang w:val="en-US"/>
+        </w:rPr>
+        <w:t xml:space="preserve">Notebook</w:t>
+      </w:r>
+      <w:r>
+        <w:rPr>
+          <w:highlight w:val="none"/>
           <w:lang w:val="fr"/>
         </w:rPr>
-        <w:t xml:space="preserve">Entraînement.ipnyb</w:t>
+        <w:t xml:space="preserve">.ipnyb</w:t>
       </w:r>
       <w:r>
         <w:rPr>
           <w:highlight w:val="none"/>
         </w:rPr>
       </w:r>
+      <w:r>
+        <w:rPr>
+          <w:highlight w:val="none"/>
+          <w14:ligatures w14:val="none"/>
+        </w:rPr>
+      </w:r>
     </w:p>
     <w:p>
       <w:pPr>
-        <w:pStyle w:val="757"/>
+        <w:pStyle w:val="924"/>
         <w:pBdr/>
         <w:spacing/>
         <w:ind/>
@@ -1678,7 +1984,12 @@
           <w:highlight w:val="none"/>
         </w:rPr>
       </w:r>
-      <w:r/>
+      <w:r>
+        <w:rPr>
+          <w:highlight w:val="none"/>
+          <w14:ligatures w14:val="none"/>
+        </w:rPr>
+      </w:r>
     </w:p>
     <w:p>
       <w:pPr>
@@ -1709,10 +2020,15 @@
           <w:highlight w:val="none"/>
         </w:rPr>
       </w:r>
+      <w:r>
+        <w:rPr>
+          <w14:ligatures w14:val="none"/>
+        </w:rPr>
+      </w:r>
     </w:p>
     <w:p>
       <w:pPr>
-        <w:pStyle w:val="757"/>
+        <w:pStyle w:val="924"/>
         <w:pBdr/>
         <w:spacing/>
         <w:ind/>
@@ -1736,13 +2052,11 @@
       <w:r>
         <w:rPr>
           <w:rFonts w:ascii="Times New Roman" w:hAnsi="Times New Roman" w:eastAsia="Times New Roman" w:cs="Times New Roman"/>
-          <w:sz w:val="24"/>
-          <w:szCs w:val="24"/>
         </w:rPr>
       </w:r>
       <w:r>
         <w:rPr>
-          <w:rFonts w:ascii="Times New Roman" w:hAnsi="Times New Roman" w:eastAsia="Times New Roman" w:cs="Times New Roman"/>
+          <w:rFonts w:ascii="Times New Roman" w:hAnsi="Times New Roman" w:cs="Times New Roman"/>
         </w:rPr>
       </w:r>
     </w:p>
@@ -1767,6 +2081,13 @@
       <w:r>
         <w:rPr>
           <w:rFonts w:ascii="Times New Roman" w:hAnsi="Times New Roman" w:eastAsia="Times New Roman" w:cs="Times New Roman"/>
+          <w:sz w:val="24"/>
+          <w:szCs w:val="24"/>
+        </w:rPr>
+      </w:r>
+      <w:r>
+        <w:rPr>
+          <w:rFonts w:ascii="Times New Roman" w:hAnsi="Times New Roman" w:cs="Times New Roman"/>
           <w:sz w:val="24"/>
           <w:szCs w:val="24"/>
         </w:rPr>
@@ -1808,6 +2129,13 @@
           <w:lang w:val="en-US"/>
         </w:rPr>
       </w:r>
+      <w:r>
+        <w:rPr>
+          <w:rFonts w:ascii="Times New Roman" w:hAnsi="Times New Roman" w:cs="Times New Roman"/>
+          <w:sz w:val="24"/>
+          <w:szCs w:val="24"/>
+        </w:rPr>
+      </w:r>
     </w:p>
     <w:p>
       <w:pPr>
@@ -1837,6 +2165,13 @@
           <w:lang w:val="en-US"/>
         </w:rPr>
       </w:r>
+      <w:r>
+        <w:rPr>
+          <w:rFonts w:ascii="Times New Roman" w:hAnsi="Times New Roman" w:cs="Times New Roman"/>
+          <w:sz w:val="24"/>
+          <w:szCs w:val="24"/>
+        </w:rPr>
+      </w:r>
     </w:p>
     <w:p>
       <w:pPr>
@@ -1864,6 +2199,13 @@
           <w:sz w:val="24"/>
           <w:szCs w:val="24"/>
           <w:lang w:val="en-US"/>
+        </w:rPr>
+      </w:r>
+      <w:r>
+        <w:rPr>
+          <w:rFonts w:ascii="Times New Roman" w:hAnsi="Times New Roman" w:cs="Times New Roman"/>
+          <w:sz w:val="24"/>
+          <w:szCs w:val="24"/>
         </w:rPr>
       </w:r>
     </w:p>
@@ -1913,6 +2255,13 @@
           <w:lang w:val="en-US"/>
         </w:rPr>
       </w:r>
+      <w:r>
+        <w:rPr>
+          <w:rFonts w:ascii="Times New Roman" w:hAnsi="Times New Roman" w:cs="Times New Roman"/>
+          <w:sz w:val="24"/>
+          <w:szCs w:val="24"/>
+        </w:rPr>
+      </w:r>
     </w:p>
     <w:p>
       <w:pPr>
@@ -1958,6 +2307,13 @@
           <w:sz w:val="24"/>
           <w:szCs w:val="24"/>
           <w:lang w:val="en-US"/>
+        </w:rPr>
+      </w:r>
+      <w:r>
+        <w:rPr>
+          <w:rFonts w:ascii="Times New Roman" w:hAnsi="Times New Roman" w:cs="Times New Roman"/>
+          <w:sz w:val="24"/>
+          <w:szCs w:val="24"/>
         </w:rPr>
       </w:r>
     </w:p>
@@ -2020,7 +2376,7 @@
       <w:hyperlink r:id="rId13" w:tooltip="https://streamlit.io" w:history="1">
         <w:r>
           <w:rPr>
-            <w:rStyle w:val="769"/>
+            <w:rStyle w:val="936"/>
             <w:rFonts w:ascii="Times New Roman" w:hAnsi="Times New Roman" w:eastAsia="Times New Roman" w:cs="Times New Roman"/>
             <w:sz w:val="24"/>
             <w:szCs w:val="24"/>
@@ -2032,14 +2388,16 @@
       <w:r>
         <w:rPr>
           <w:rFonts w:ascii="Times New Roman" w:hAnsi="Times New Roman" w:eastAsia="Times New Roman" w:cs="Times New Roman"/>
+          <w:sz w:val="24"/>
+          <w:szCs w:val="24"/>
+          <w:lang w:val="en-US"/>
         </w:rPr>
       </w:r>
       <w:r>
         <w:rPr>
-          <w:rFonts w:ascii="Times New Roman" w:hAnsi="Times New Roman" w:eastAsia="Times New Roman" w:cs="Times New Roman"/>
+          <w:rFonts w:ascii="Times New Roman" w:hAnsi="Times New Roman" w:cs="Times New Roman"/>
           <w:sz w:val="24"/>
           <w:szCs w:val="24"/>
-          <w:lang w:val="en-US"/>
         </w:rPr>
       </w:r>
     </w:p>
@@ -2144,6 +2502,13 @@
           <w:lang w:val="en-US"/>
         </w:rPr>
       </w:r>
+      <w:r>
+        <w:rPr>
+          <w:rFonts w:ascii="Times New Roman" w:hAnsi="Times New Roman" w:cs="Times New Roman"/>
+          <w:sz w:val="24"/>
+          <w:szCs w:val="24"/>
+        </w:rPr>
+      </w:r>
     </w:p>
     <w:p>
       <w:pPr>
@@ -2210,6 +2575,13 @@
           <w:lang w:val="en-US"/>
         </w:rPr>
       </w:r>
+      <w:r>
+        <w:rPr>
+          <w:rFonts w:ascii="Times New Roman" w:hAnsi="Times New Roman" w:cs="Times New Roman"/>
+          <w:sz w:val="24"/>
+          <w:szCs w:val="24"/>
+        </w:rPr>
+      </w:r>
     </w:p>
     <w:p>
       <w:pPr>
@@ -2238,6 +2610,13 @@
           <w:lang w:val="en-US"/>
         </w:rPr>
       </w:r>
+      <w:r>
+        <w:rPr>
+          <w:rFonts w:ascii="Times New Roman" w:hAnsi="Times New Roman" w:cs="Times New Roman"/>
+          <w:sz w:val="24"/>
+          <w:szCs w:val="24"/>
+        </w:rPr>
+      </w:r>
     </w:p>
     <w:p>
       <w:pPr>
@@ -2264,6 +2643,13 @@
           <w:sz w:val="24"/>
           <w:szCs w:val="24"/>
           <w:lang w:val="en-US"/>
+        </w:rPr>
+      </w:r>
+      <w:r>
+        <w:rPr>
+          <w:rFonts w:ascii="Times New Roman" w:hAnsi="Times New Roman" w:cs="Times New Roman"/>
+          <w:sz w:val="24"/>
+          <w:szCs w:val="24"/>
         </w:rPr>
       </w:r>
     </w:p>
@@ -2434,6 +2820,11 @@
         <w:lang w:val="en-US"/>
       </w:rPr>
     </w:r>
+    <w:r>
+      <w:rPr>
+        <w:lang w:val="en-US"/>
+      </w:rPr>
+    </w:r>
   </w:p>
 </w:ftr>
 </file>
@@ -2475,7 +2866,7 @@
 <w:hdr xmlns:wpc="http://schemas.microsoft.com/office/word/2010/wordprocessingCanvas" xmlns:mc="http://schemas.openxmlformats.org/markup-compatibility/2006" xmlns:o="urn:schemas-microsoft-com:office:office" xmlns:r="http://schemas.openxmlformats.org/officeDocument/2006/relationships" xmlns:m="http://schemas.openxmlformats.org/officeDocument/2006/math" xmlns:v="urn:schemas-microsoft-com:vml" xmlns:wp14="http://schemas.microsoft.com/office/word/2010/wordprocessingDrawing" xmlns:wp="http://schemas.openxmlformats.org/drawingml/2006/wordprocessingDrawing" xmlns:w10="urn:schemas-microsoft-com:office:word" xmlns:w="http://schemas.openxmlformats.org/wordprocessingml/2006/main" xmlns:w14="http://schemas.microsoft.com/office/word/2010/wordml" xmlns:w15="http://schemas.microsoft.com/office/word/2012/wordml" xmlns:wpg="http://schemas.microsoft.com/office/word/2010/wordprocessingGroup" xmlns:wpi="http://schemas.microsoft.com/office/word/2010/wordprocessingInk" xmlns:wne="http://schemas.microsoft.com/office/word/2006/wordml" xmlns:a="http://schemas.openxmlformats.org/drawingml/2006/main" xmlns:wps="http://schemas.microsoft.com/office/word/2010/wordprocessingShape" mc:Ignorable="w14 w15 wp14">
   <w:p>
     <w:pPr>
-      <w:pStyle w:val="777"/>
+      <w:pStyle w:val="944"/>
       <w:pBdr/>
       <w:spacing/>
       <w:ind/>
@@ -3019,7 +3410,7 @@
         <w:spacing/>
         <w:ind w:hanging="360" w:left="709"/>
       </w:pPr>
-      <w:pStyle w:val="768"/>
+      <w:pStyle w:val="935"/>
       <w:rPr>
         <w:rFonts w:hint="default" w:ascii="Arial" w:hAnsi="Arial" w:eastAsia="Arial" w:cs="Arial"/>
       </w:rPr>
@@ -3334,9 +3725,9 @@
     <w:lsdException w:name="Bibliography" w:uiPriority="37"/>
     <w:lsdException w:name="TOC Heading" w:uiPriority="39" w:qFormat="1"/>
   </w:latentStyles>
-  <w:style w:type="table" w:styleId="12">
+  <w:style w:type="table" w:styleId="763">
     <w:name w:val="Table Grid"/>
-    <w:basedOn w:val="764"/>
+    <w:basedOn w:val="931"/>
     <w:uiPriority w:val="59"/>
     <w:pPr>
       <w:pBdr/>
@@ -3533,9 +3924,9 @@
       </w:tcPr>
     </w:tblStylePr>
   </w:style>
-  <w:style w:type="table" w:styleId="13">
+  <w:style w:type="table" w:styleId="764">
     <w:name w:val="Table Grid Light"/>
-    <w:basedOn w:val="764"/>
+    <w:basedOn w:val="931"/>
     <w:uiPriority w:val="59"/>
     <w:pPr>
       <w:pBdr/>
@@ -3732,9 +4123,9 @@
       </w:tcPr>
     </w:tblStylePr>
   </w:style>
-  <w:style w:type="table" w:styleId="14">
+  <w:style w:type="table" w:styleId="765">
     <w:name w:val="Plain Table 1"/>
-    <w:basedOn w:val="764"/>
+    <w:basedOn w:val="931"/>
     <w:uiPriority w:val="59"/>
     <w:pPr>
       <w:pBdr/>
@@ -3957,9 +4348,9 @@
       </w:tcPr>
     </w:tblStylePr>
   </w:style>
-  <w:style w:type="table" w:styleId="15">
+  <w:style w:type="table" w:styleId="766">
     <w:name w:val="Plain Table 2"/>
-    <w:basedOn w:val="764"/>
+    <w:basedOn w:val="931"/>
     <w:uiPriority w:val="59"/>
     <w:pPr>
       <w:pBdr/>
@@ -4190,9 +4581,9 @@
       </w:tcPr>
     </w:tblStylePr>
   </w:style>
-  <w:style w:type="table" w:styleId="16">
+  <w:style w:type="table" w:styleId="767">
     <w:name w:val="Plain Table 3"/>
-    <w:basedOn w:val="764"/>
+    <w:basedOn w:val="931"/>
     <w:uiPriority w:val="99"/>
     <w:pPr>
       <w:pBdr/>
@@ -4420,9 +4811,9 @@
       </w:tcPr>
     </w:tblStylePr>
   </w:style>
-  <w:style w:type="table" w:styleId="17">
+  <w:style w:type="table" w:styleId="768">
     <w:name w:val="Plain Table 4"/>
-    <w:basedOn w:val="764"/>
+    <w:basedOn w:val="931"/>
     <w:uiPriority w:val="99"/>
     <w:pPr>
       <w:pBdr/>
@@ -4636,9 +5027,9 @@
       </w:tcPr>
     </w:tblStylePr>
   </w:style>
-  <w:style w:type="table" w:styleId="18">
+  <w:style w:type="table" w:styleId="769">
     <w:name w:val="Plain Table 5"/>
-    <w:basedOn w:val="764"/>
+    <w:basedOn w:val="931"/>
     <w:uiPriority w:val="99"/>
     <w:pPr>
       <w:pBdr/>
@@ -4869,9 +5260,9 @@
       </w:tcPr>
     </w:tblStylePr>
   </w:style>
-  <w:style w:type="table" w:styleId="19">
+  <w:style w:type="table" w:styleId="770">
     <w:name w:val="Grid Table 1 Light"/>
-    <w:basedOn w:val="764"/>
+    <w:basedOn w:val="931"/>
     <w:uiPriority w:val="99"/>
     <w:pPr>
       <w:pBdr/>
@@ -5092,9 +5483,9 @@
       </w:tcPr>
     </w:tblStylePr>
   </w:style>
-  <w:style w:type="table" w:styleId="20">
+  <w:style w:type="table" w:styleId="771">
     <w:name w:val="Grid Table 1 Light - Accent 1"/>
-    <w:basedOn w:val="764"/>
+    <w:basedOn w:val="931"/>
     <w:uiPriority w:val="99"/>
     <w:pPr>
       <w:pBdr/>
@@ -5315,9 +5706,9 @@
       </w:tcPr>
     </w:tblStylePr>
   </w:style>
-  <w:style w:type="table" w:styleId="21">
+  <w:style w:type="table" w:styleId="772">
     <w:name w:val="Grid Table 1 Light - Accent 2"/>
-    <w:basedOn w:val="764"/>
+    <w:basedOn w:val="931"/>
     <w:uiPriority w:val="99"/>
     <w:pPr>
       <w:pBdr/>
@@ -5538,9 +5929,9 @@
       </w:tcPr>
     </w:tblStylePr>
   </w:style>
-  <w:style w:type="table" w:styleId="22">
+  <w:style w:type="table" w:styleId="773">
     <w:name w:val="Grid Table 1 Light - Accent 3"/>
-    <w:basedOn w:val="764"/>
+    <w:basedOn w:val="931"/>
     <w:uiPriority w:val="99"/>
     <w:pPr>
       <w:pBdr/>
@@ -5761,9 +6152,9 @@
       </w:tcPr>
     </w:tblStylePr>
   </w:style>
-  <w:style w:type="table" w:styleId="23">
+  <w:style w:type="table" w:styleId="774">
     <w:name w:val="Grid Table 1 Light - Accent 4"/>
-    <w:basedOn w:val="764"/>
+    <w:basedOn w:val="931"/>
     <w:uiPriority w:val="99"/>
     <w:pPr>
       <w:pBdr/>
@@ -5984,9 +6375,9 @@
       </w:tcPr>
     </w:tblStylePr>
   </w:style>
-  <w:style w:type="table" w:styleId="24">
+  <w:style w:type="table" w:styleId="775">
     <w:name w:val="Grid Table 1 Light - Accent 5"/>
-    <w:basedOn w:val="764"/>
+    <w:basedOn w:val="931"/>
     <w:uiPriority w:val="99"/>
     <w:pPr>
       <w:pBdr/>
@@ -6207,9 +6598,9 @@
       </w:tcPr>
     </w:tblStylePr>
   </w:style>
-  <w:style w:type="table" w:styleId="25">
+  <w:style w:type="table" w:styleId="776">
     <w:name w:val="Grid Table 1 Light - Accent 6"/>
-    <w:basedOn w:val="764"/>
+    <w:basedOn w:val="931"/>
     <w:uiPriority w:val="99"/>
     <w:pPr>
       <w:pBdr/>
@@ -6430,9 +6821,9 @@
       </w:tcPr>
     </w:tblStylePr>
   </w:style>
-  <w:style w:type="table" w:styleId="26">
+  <w:style w:type="table" w:styleId="777">
     <w:name w:val="Grid Table 2"/>
-    <w:basedOn w:val="764"/>
+    <w:basedOn w:val="931"/>
     <w:uiPriority w:val="99"/>
     <w:pPr>
       <w:pBdr/>
@@ -6662,9 +7053,9 @@
       </w:tcPr>
     </w:tblStylePr>
   </w:style>
-  <w:style w:type="table" w:styleId="27">
+  <w:style w:type="table" w:styleId="778">
     <w:name w:val="Grid Table 2 - Accent 1"/>
-    <w:basedOn w:val="764"/>
+    <w:basedOn w:val="931"/>
     <w:uiPriority w:val="99"/>
     <w:pPr>
       <w:pBdr/>
@@ -6894,9 +7285,9 @@
       </w:tcPr>
     </w:tblStylePr>
   </w:style>
-  <w:style w:type="table" w:styleId="28">
+  <w:style w:type="table" w:styleId="779">
     <w:name w:val="Grid Table 2 - Accent 2"/>
-    <w:basedOn w:val="764"/>
+    <w:basedOn w:val="931"/>
     <w:uiPriority w:val="99"/>
     <w:pPr>
       <w:pBdr/>
@@ -7126,9 +7517,9 @@
       </w:tcPr>
     </w:tblStylePr>
   </w:style>
-  <w:style w:type="table" w:styleId="29">
+  <w:style w:type="table" w:styleId="780">
     <w:name w:val="Grid Table 2 - Accent 3"/>
-    <w:basedOn w:val="764"/>
+    <w:basedOn w:val="931"/>
     <w:uiPriority w:val="99"/>
     <w:pPr>
       <w:pBdr/>
@@ -7358,9 +7749,9 @@
       </w:tcPr>
     </w:tblStylePr>
   </w:style>
-  <w:style w:type="table" w:styleId="30">
+  <w:style w:type="table" w:styleId="781">
     <w:name w:val="Grid Table 2 - Accent 4"/>
-    <w:basedOn w:val="764"/>
+    <w:basedOn w:val="931"/>
     <w:uiPriority w:val="99"/>
     <w:pPr>
       <w:pBdr/>
@@ -7590,9 +7981,9 @@
       </w:tcPr>
     </w:tblStylePr>
   </w:style>
-  <w:style w:type="table" w:styleId="31">
+  <w:style w:type="table" w:styleId="782">
     <w:name w:val="Grid Table 2 - Accent 5"/>
-    <w:basedOn w:val="764"/>
+    <w:basedOn w:val="931"/>
     <w:uiPriority w:val="99"/>
     <w:pPr>
       <w:pBdr/>
@@ -7822,9 +8213,9 @@
       </w:tcPr>
     </w:tblStylePr>
   </w:style>
-  <w:style w:type="table" w:styleId="32">
+  <w:style w:type="table" w:styleId="783">
     <w:name w:val="Grid Table 2 - Accent 6"/>
-    <w:basedOn w:val="764"/>
+    <w:basedOn w:val="931"/>
     <w:uiPriority w:val="99"/>
     <w:pPr>
       <w:pBdr/>
@@ -8054,9 +8445,9 @@
       </w:tcPr>
     </w:tblStylePr>
   </w:style>
-  <w:style w:type="table" w:styleId="33">
+  <w:style w:type="table" w:styleId="784">
     <w:name w:val="Grid Table 3"/>
-    <w:basedOn w:val="764"/>
+    <w:basedOn w:val="931"/>
     <w:uiPriority w:val="99"/>
     <w:pPr>
       <w:pBdr/>
@@ -8155,29 +8546,6 @@
         <w:tblBorders/>
       </w:tblPr>
       <w:tcPr>
-        <w:shd w:color="ffffff"/>
-        <w:tcBorders>
-          <w:top w:val="none" w:color="000000" w:sz="4" w:space="0"/>
-          <w:left w:val="none" w:color="000000" w:sz="4" w:space="0"/>
-          <w:bottom w:val="none" w:color="000000" w:sz="4" w:space="0"/>
-          <w:right w:val="none" w:color="000000" w:sz="4" w:space="0"/>
-        </w:tcBorders>
-      </w:tcPr>
-    </w:tblStylePr>
-    <w:tblStylePr w:type="firstRow">
-      <w:rPr>
-        <w:b/>
-        <w:color w:val="404040"/>
-      </w:rPr>
-      <w:pPr>
-        <w:pBdr/>
-        <w:spacing/>
-        <w:ind/>
-      </w:pPr>
-      <w:tblPr>
-        <w:tblBorders/>
-      </w:tblPr>
-      <w:tcPr>
         <w:shd w:val="clear" w:color="ffffff"/>
         <w:tcBorders>
           <w:top w:val="none" w:color="000000" w:sz="4" w:space="0"/>
@@ -8187,30 +8555,7 @@
         </w:tcBorders>
       </w:tcPr>
     </w:tblStylePr>
-    <w:tblStylePr w:type="lastCol">
-      <w:rPr>
-        <w:i/>
-        <w:color w:val="404040"/>
-      </w:rPr>
-      <w:pPr>
-        <w:pBdr/>
-        <w:spacing/>
-        <w:ind/>
-      </w:pPr>
-      <w:tblPr>
-        <w:tblBorders/>
-      </w:tblPr>
-      <w:tcPr>
-        <w:shd w:color="ffffff"/>
-        <w:tcBorders>
-          <w:top w:val="none" w:color="000000" w:sz="4" w:space="0"/>
-          <w:left w:val="none" w:color="000000" w:sz="4" w:space="0"/>
-          <w:bottom w:val="none" w:color="000000" w:sz="4" w:space="0"/>
-          <w:right w:val="none" w:color="000000" w:sz="4" w:space="0"/>
-        </w:tcBorders>
-      </w:tcPr>
-    </w:tblStylePr>
-    <w:tblStylePr w:type="lastRow">
+    <w:tblStylePr w:type="firstRow">
       <w:rPr>
         <w:b/>
         <w:color w:val="404040"/>
@@ -8233,6 +8578,52 @@
         </w:tcBorders>
       </w:tcPr>
     </w:tblStylePr>
+    <w:tblStylePr w:type="lastCol">
+      <w:rPr>
+        <w:i/>
+        <w:color w:val="404040"/>
+      </w:rPr>
+      <w:pPr>
+        <w:pBdr/>
+        <w:spacing/>
+        <w:ind/>
+      </w:pPr>
+      <w:tblPr>
+        <w:tblBorders/>
+      </w:tblPr>
+      <w:tcPr>
+        <w:shd w:val="clear" w:color="ffffff"/>
+        <w:tcBorders>
+          <w:top w:val="none" w:color="000000" w:sz="4" w:space="0"/>
+          <w:left w:val="none" w:color="000000" w:sz="4" w:space="0"/>
+          <w:bottom w:val="none" w:color="000000" w:sz="4" w:space="0"/>
+          <w:right w:val="none" w:color="000000" w:sz="4" w:space="0"/>
+        </w:tcBorders>
+      </w:tcPr>
+    </w:tblStylePr>
+    <w:tblStylePr w:type="lastRow">
+      <w:rPr>
+        <w:b/>
+        <w:color w:val="404040"/>
+      </w:rPr>
+      <w:pPr>
+        <w:pBdr/>
+        <w:spacing/>
+        <w:ind/>
+      </w:pPr>
+      <w:tblPr>
+        <w:tblBorders/>
+      </w:tblPr>
+      <w:tcPr>
+        <w:shd w:val="clear" w:color="ffffff"/>
+        <w:tcBorders>
+          <w:top w:val="none" w:color="000000" w:sz="4" w:space="0"/>
+          <w:left w:val="none" w:color="000000" w:sz="4" w:space="0"/>
+          <w:bottom w:val="none" w:color="000000" w:sz="4" w:space="0"/>
+          <w:right w:val="none" w:color="000000" w:sz="4" w:space="0"/>
+        </w:tcBorders>
+      </w:tcPr>
+    </w:tblStylePr>
     <w:tblStylePr w:type="nwCell">
       <w:pPr>
         <w:pBdr/>
@@ -8299,9 +8690,9 @@
       </w:tcPr>
     </w:tblStylePr>
   </w:style>
-  <w:style w:type="table" w:styleId="34">
+  <w:style w:type="table" w:styleId="785">
     <w:name w:val="Grid Table 3 - Accent 1"/>
-    <w:basedOn w:val="764"/>
+    <w:basedOn w:val="931"/>
     <w:uiPriority w:val="99"/>
     <w:pPr>
       <w:pBdr/>
@@ -8400,29 +8791,6 @@
         <w:tblBorders/>
       </w:tblPr>
       <w:tcPr>
-        <w:shd w:color="ffffff"/>
-        <w:tcBorders>
-          <w:top w:val="none" w:color="000000" w:sz="4" w:space="0"/>
-          <w:left w:val="none" w:color="000000" w:sz="4" w:space="0"/>
-          <w:bottom w:val="none" w:color="000000" w:sz="4" w:space="0"/>
-          <w:right w:val="none" w:color="000000" w:sz="4" w:space="0"/>
-        </w:tcBorders>
-      </w:tcPr>
-    </w:tblStylePr>
-    <w:tblStylePr w:type="firstRow">
-      <w:rPr>
-        <w:b/>
-        <w:color w:val="404040"/>
-      </w:rPr>
-      <w:pPr>
-        <w:pBdr/>
-        <w:spacing/>
-        <w:ind/>
-      </w:pPr>
-      <w:tblPr>
-        <w:tblBorders/>
-      </w:tblPr>
-      <w:tcPr>
         <w:shd w:val="clear" w:color="ffffff"/>
         <w:tcBorders>
           <w:top w:val="none" w:color="000000" w:sz="4" w:space="0"/>
@@ -8432,30 +8800,7 @@
         </w:tcBorders>
       </w:tcPr>
     </w:tblStylePr>
-    <w:tblStylePr w:type="lastCol">
-      <w:rPr>
-        <w:i/>
-        <w:color w:val="404040"/>
-      </w:rPr>
-      <w:pPr>
-        <w:pBdr/>
-        <w:spacing/>
-        <w:ind/>
-      </w:pPr>
-      <w:tblPr>
-        <w:tblBorders/>
-      </w:tblPr>
-      <w:tcPr>
-        <w:shd w:color="ffffff"/>
-        <w:tcBorders>
-          <w:top w:val="none" w:color="000000" w:sz="4" w:space="0"/>
-          <w:left w:val="none" w:color="000000" w:sz="4" w:space="0"/>
-          <w:bottom w:val="none" w:color="000000" w:sz="4" w:space="0"/>
-          <w:right w:val="none" w:color="000000" w:sz="4" w:space="0"/>
-        </w:tcBorders>
-      </w:tcPr>
-    </w:tblStylePr>
-    <w:tblStylePr w:type="lastRow">
+    <w:tblStylePr w:type="firstRow">
       <w:rPr>
         <w:b/>
         <w:color w:val="404040"/>
@@ -8478,6 +8823,52 @@
         </w:tcBorders>
       </w:tcPr>
     </w:tblStylePr>
+    <w:tblStylePr w:type="lastCol">
+      <w:rPr>
+        <w:i/>
+        <w:color w:val="404040"/>
+      </w:rPr>
+      <w:pPr>
+        <w:pBdr/>
+        <w:spacing/>
+        <w:ind/>
+      </w:pPr>
+      <w:tblPr>
+        <w:tblBorders/>
+      </w:tblPr>
+      <w:tcPr>
+        <w:shd w:val="clear" w:color="ffffff"/>
+        <w:tcBorders>
+          <w:top w:val="none" w:color="000000" w:sz="4" w:space="0"/>
+          <w:left w:val="none" w:color="000000" w:sz="4" w:space="0"/>
+          <w:bottom w:val="none" w:color="000000" w:sz="4" w:space="0"/>
+          <w:right w:val="none" w:color="000000" w:sz="4" w:space="0"/>
+        </w:tcBorders>
+      </w:tcPr>
+    </w:tblStylePr>
+    <w:tblStylePr w:type="lastRow">
+      <w:rPr>
+        <w:b/>
+        <w:color w:val="404040"/>
+      </w:rPr>
+      <w:pPr>
+        <w:pBdr/>
+        <w:spacing/>
+        <w:ind/>
+      </w:pPr>
+      <w:tblPr>
+        <w:tblBorders/>
+      </w:tblPr>
+      <w:tcPr>
+        <w:shd w:val="clear" w:color="ffffff"/>
+        <w:tcBorders>
+          <w:top w:val="none" w:color="000000" w:sz="4" w:space="0"/>
+          <w:left w:val="none" w:color="000000" w:sz="4" w:space="0"/>
+          <w:bottom w:val="none" w:color="000000" w:sz="4" w:space="0"/>
+          <w:right w:val="none" w:color="000000" w:sz="4" w:space="0"/>
+        </w:tcBorders>
+      </w:tcPr>
+    </w:tblStylePr>
     <w:tblStylePr w:type="nwCell">
       <w:pPr>
         <w:pBdr/>
@@ -8544,9 +8935,9 @@
       </w:tcPr>
     </w:tblStylePr>
   </w:style>
-  <w:style w:type="table" w:styleId="35">
+  <w:style w:type="table" w:styleId="786">
     <w:name w:val="Grid Table 3 - Accent 2"/>
-    <w:basedOn w:val="764"/>
+    <w:basedOn w:val="931"/>
     <w:uiPriority w:val="99"/>
     <w:pPr>
       <w:pBdr/>
@@ -8645,29 +9036,6 @@
         <w:tblBorders/>
       </w:tblPr>
       <w:tcPr>
-        <w:shd w:color="ffffff"/>
-        <w:tcBorders>
-          <w:top w:val="none" w:color="000000" w:sz="4" w:space="0"/>
-          <w:left w:val="none" w:color="000000" w:sz="4" w:space="0"/>
-          <w:bottom w:val="none" w:color="000000" w:sz="4" w:space="0"/>
-          <w:right w:val="none" w:color="000000" w:sz="4" w:space="0"/>
-        </w:tcBorders>
-      </w:tcPr>
-    </w:tblStylePr>
-    <w:tblStylePr w:type="firstRow">
-      <w:rPr>
-        <w:b/>
-        <w:color w:val="404040"/>
-      </w:rPr>
-      <w:pPr>
-        <w:pBdr/>
-        <w:spacing/>
-        <w:ind/>
-      </w:pPr>
-      <w:tblPr>
-        <w:tblBorders/>
-      </w:tblPr>
-      <w:tcPr>
         <w:shd w:val="clear" w:color="ffffff"/>
         <w:tcBorders>
           <w:top w:val="none" w:color="000000" w:sz="4" w:space="0"/>
@@ -8677,30 +9045,7 @@
         </w:tcBorders>
       </w:tcPr>
     </w:tblStylePr>
-    <w:tblStylePr w:type="lastCol">
-      <w:rPr>
-        <w:i/>
-        <w:color w:val="404040"/>
-      </w:rPr>
-      <w:pPr>
-        <w:pBdr/>
-        <w:spacing/>
-        <w:ind/>
-      </w:pPr>
-      <w:tblPr>
-        <w:tblBorders/>
-      </w:tblPr>
-      <w:tcPr>
-        <w:shd w:color="ffffff"/>
-        <w:tcBorders>
-          <w:top w:val="none" w:color="000000" w:sz="4" w:space="0"/>
-          <w:left w:val="none" w:color="000000" w:sz="4" w:space="0"/>
-          <w:bottom w:val="none" w:color="000000" w:sz="4" w:space="0"/>
-          <w:right w:val="none" w:color="000000" w:sz="4" w:space="0"/>
-        </w:tcBorders>
-      </w:tcPr>
-    </w:tblStylePr>
-    <w:tblStylePr w:type="lastRow">
+    <w:tblStylePr w:type="firstRow">
       <w:rPr>
         <w:b/>
         <w:color w:val="404040"/>
@@ -8723,6 +9068,52 @@
         </w:tcBorders>
       </w:tcPr>
     </w:tblStylePr>
+    <w:tblStylePr w:type="lastCol">
+      <w:rPr>
+        <w:i/>
+        <w:color w:val="404040"/>
+      </w:rPr>
+      <w:pPr>
+        <w:pBdr/>
+        <w:spacing/>
+        <w:ind/>
+      </w:pPr>
+      <w:tblPr>
+        <w:tblBorders/>
+      </w:tblPr>
+      <w:tcPr>
+        <w:shd w:val="clear" w:color="ffffff"/>
+        <w:tcBorders>
+          <w:top w:val="none" w:color="000000" w:sz="4" w:space="0"/>
+          <w:left w:val="none" w:color="000000" w:sz="4" w:space="0"/>
+          <w:bottom w:val="none" w:color="000000" w:sz="4" w:space="0"/>
+          <w:right w:val="none" w:color="000000" w:sz="4" w:space="0"/>
+        </w:tcBorders>
+      </w:tcPr>
+    </w:tblStylePr>
+    <w:tblStylePr w:type="lastRow">
+      <w:rPr>
+        <w:b/>
+        <w:color w:val="404040"/>
+      </w:rPr>
+      <w:pPr>
+        <w:pBdr/>
+        <w:spacing/>
+        <w:ind/>
+      </w:pPr>
+      <w:tblPr>
+        <w:tblBorders/>
+      </w:tblPr>
+      <w:tcPr>
+        <w:shd w:val="clear" w:color="ffffff"/>
+        <w:tcBorders>
+          <w:top w:val="none" w:color="000000" w:sz="4" w:space="0"/>
+          <w:left w:val="none" w:color="000000" w:sz="4" w:space="0"/>
+          <w:bottom w:val="none" w:color="000000" w:sz="4" w:space="0"/>
+          <w:right w:val="none" w:color="000000" w:sz="4" w:space="0"/>
+        </w:tcBorders>
+      </w:tcPr>
+    </w:tblStylePr>
     <w:tblStylePr w:type="nwCell">
       <w:pPr>
         <w:pBdr/>
@@ -8789,9 +9180,9 @@
       </w:tcPr>
     </w:tblStylePr>
   </w:style>
-  <w:style w:type="table" w:styleId="36">
+  <w:style w:type="table" w:styleId="787">
     <w:name w:val="Grid Table 3 - Accent 3"/>
-    <w:basedOn w:val="764"/>
+    <w:basedOn w:val="931"/>
     <w:uiPriority w:val="99"/>
     <w:pPr>
       <w:pBdr/>
@@ -8890,29 +9281,6 @@
         <w:tblBorders/>
       </w:tblPr>
       <w:tcPr>
-        <w:shd w:color="ffffff"/>
-        <w:tcBorders>
-          <w:top w:val="none" w:color="000000" w:sz="4" w:space="0"/>
-          <w:left w:val="none" w:color="000000" w:sz="4" w:space="0"/>
-          <w:bottom w:val="none" w:color="000000" w:sz="4" w:space="0"/>
-          <w:right w:val="none" w:color="000000" w:sz="4" w:space="0"/>
-        </w:tcBorders>
-      </w:tcPr>
-    </w:tblStylePr>
-    <w:tblStylePr w:type="firstRow">
-      <w:rPr>
-        <w:b/>
-        <w:color w:val="404040"/>
-      </w:rPr>
-      <w:pPr>
-        <w:pBdr/>
-        <w:spacing/>
-        <w:ind/>
-      </w:pPr>
-      <w:tblPr>
-        <w:tblBorders/>
-      </w:tblPr>
-      <w:tcPr>
         <w:shd w:val="clear" w:color="ffffff"/>
         <w:tcBorders>
           <w:top w:val="none" w:color="000000" w:sz="4" w:space="0"/>
@@ -8922,30 +9290,7 @@
         </w:tcBorders>
       </w:tcPr>
     </w:tblStylePr>
-    <w:tblStylePr w:type="lastCol">
-      <w:rPr>
-        <w:i/>
-        <w:color w:val="404040"/>
-      </w:rPr>
-      <w:pPr>
-        <w:pBdr/>
-        <w:spacing/>
-        <w:ind/>
-      </w:pPr>
-      <w:tblPr>
-        <w:tblBorders/>
-      </w:tblPr>
-      <w:tcPr>
-        <w:shd w:color="ffffff"/>
-        <w:tcBorders>
-          <w:top w:val="none" w:color="000000" w:sz="4" w:space="0"/>
-          <w:left w:val="none" w:color="000000" w:sz="4" w:space="0"/>
-          <w:bottom w:val="none" w:color="000000" w:sz="4" w:space="0"/>
-          <w:right w:val="none" w:color="000000" w:sz="4" w:space="0"/>
-        </w:tcBorders>
-      </w:tcPr>
-    </w:tblStylePr>
-    <w:tblStylePr w:type="lastRow">
+    <w:tblStylePr w:type="firstRow">
       <w:rPr>
         <w:b/>
         <w:color w:val="404040"/>
@@ -8968,6 +9313,52 @@
         </w:tcBorders>
       </w:tcPr>
     </w:tblStylePr>
+    <w:tblStylePr w:type="lastCol">
+      <w:rPr>
+        <w:i/>
+        <w:color w:val="404040"/>
+      </w:rPr>
+      <w:pPr>
+        <w:pBdr/>
+        <w:spacing/>
+        <w:ind/>
+      </w:pPr>
+      <w:tblPr>
+        <w:tblBorders/>
+      </w:tblPr>
+      <w:tcPr>
+        <w:shd w:val="clear" w:color="ffffff"/>
+        <w:tcBorders>
+          <w:top w:val="none" w:color="000000" w:sz="4" w:space="0"/>
+          <w:left w:val="none" w:color="000000" w:sz="4" w:space="0"/>
+          <w:bottom w:val="none" w:color="000000" w:sz="4" w:space="0"/>
+          <w:right w:val="none" w:color="000000" w:sz="4" w:space="0"/>
+        </w:tcBorders>
+      </w:tcPr>
+    </w:tblStylePr>
+    <w:tblStylePr w:type="lastRow">
+      <w:rPr>
+        <w:b/>
+        <w:color w:val="404040"/>
+      </w:rPr>
+      <w:pPr>
+        <w:pBdr/>
+        <w:spacing/>
+        <w:ind/>
+      </w:pPr>
+      <w:tblPr>
+        <w:tblBorders/>
+      </w:tblPr>
+      <w:tcPr>
+        <w:shd w:val="clear" w:color="ffffff"/>
+        <w:tcBorders>
+          <w:top w:val="none" w:color="000000" w:sz="4" w:space="0"/>
+          <w:left w:val="none" w:color="000000" w:sz="4" w:space="0"/>
+          <w:bottom w:val="none" w:color="000000" w:sz="4" w:space="0"/>
+          <w:right w:val="none" w:color="000000" w:sz="4" w:space="0"/>
+        </w:tcBorders>
+      </w:tcPr>
+    </w:tblStylePr>
     <w:tblStylePr w:type="nwCell">
       <w:pPr>
         <w:pBdr/>
@@ -9034,9 +9425,9 @@
       </w:tcPr>
     </w:tblStylePr>
   </w:style>
-  <w:style w:type="table" w:styleId="37">
+  <w:style w:type="table" w:styleId="788">
     <w:name w:val="Grid Table 3 - Accent 4"/>
-    <w:basedOn w:val="764"/>
+    <w:basedOn w:val="931"/>
     <w:uiPriority w:val="99"/>
     <w:pPr>
       <w:pBdr/>
@@ -9135,29 +9526,6 @@
         <w:tblBorders/>
       </w:tblPr>
       <w:tcPr>
-        <w:shd w:color="ffffff"/>
-        <w:tcBorders>
-          <w:top w:val="none" w:color="000000" w:sz="4" w:space="0"/>
-          <w:left w:val="none" w:color="000000" w:sz="4" w:space="0"/>
-          <w:bottom w:val="none" w:color="000000" w:sz="4" w:space="0"/>
-          <w:right w:val="none" w:color="000000" w:sz="4" w:space="0"/>
-        </w:tcBorders>
-      </w:tcPr>
-    </w:tblStylePr>
-    <w:tblStylePr w:type="firstRow">
-      <w:rPr>
-        <w:b/>
-        <w:color w:val="404040"/>
-      </w:rPr>
-      <w:pPr>
-        <w:pBdr/>
-        <w:spacing/>
-        <w:ind/>
-      </w:pPr>
-      <w:tblPr>
-        <w:tblBorders/>
-      </w:tblPr>
-      <w:tcPr>
         <w:shd w:val="clear" w:color="ffffff"/>
         <w:tcBorders>
           <w:top w:val="none" w:color="000000" w:sz="4" w:space="0"/>
@@ -9167,30 +9535,7 @@
         </w:tcBorders>
       </w:tcPr>
     </w:tblStylePr>
-    <w:tblStylePr w:type="lastCol">
-      <w:rPr>
-        <w:i/>
-        <w:color w:val="404040"/>
-      </w:rPr>
-      <w:pPr>
-        <w:pBdr/>
-        <w:spacing/>
-        <w:ind/>
-      </w:pPr>
-      <w:tblPr>
-        <w:tblBorders/>
-      </w:tblPr>
-      <w:tcPr>
-        <w:shd w:color="ffffff"/>
-        <w:tcBorders>
-          <w:top w:val="none" w:color="000000" w:sz="4" w:space="0"/>
-          <w:left w:val="none" w:color="000000" w:sz="4" w:space="0"/>
-          <w:bottom w:val="none" w:color="000000" w:sz="4" w:space="0"/>
-          <w:right w:val="none" w:color="000000" w:sz="4" w:space="0"/>
-        </w:tcBorders>
-      </w:tcPr>
-    </w:tblStylePr>
-    <w:tblStylePr w:type="lastRow">
+    <w:tblStylePr w:type="firstRow">
       <w:rPr>
         <w:b/>
         <w:color w:val="404040"/>
@@ -9213,6 +9558,52 @@
         </w:tcBorders>
       </w:tcPr>
     </w:tblStylePr>
+    <w:tblStylePr w:type="lastCol">
+      <w:rPr>
+        <w:i/>
+        <w:color w:val="404040"/>
+      </w:rPr>
+      <w:pPr>
+        <w:pBdr/>
+        <w:spacing/>
+        <w:ind/>
+      </w:pPr>
+      <w:tblPr>
+        <w:tblBorders/>
+      </w:tblPr>
+      <w:tcPr>
+        <w:shd w:val="clear" w:color="ffffff"/>
+        <w:tcBorders>
+          <w:top w:val="none" w:color="000000" w:sz="4" w:space="0"/>
+          <w:left w:val="none" w:color="000000" w:sz="4" w:space="0"/>
+          <w:bottom w:val="none" w:color="000000" w:sz="4" w:space="0"/>
+          <w:right w:val="none" w:color="000000" w:sz="4" w:space="0"/>
+        </w:tcBorders>
+      </w:tcPr>
+    </w:tblStylePr>
+    <w:tblStylePr w:type="lastRow">
+      <w:rPr>
+        <w:b/>
+        <w:color w:val="404040"/>
+      </w:rPr>
+      <w:pPr>
+        <w:pBdr/>
+        <w:spacing/>
+        <w:ind/>
+      </w:pPr>
+      <w:tblPr>
+        <w:tblBorders/>
+      </w:tblPr>
+      <w:tcPr>
+        <w:shd w:val="clear" w:color="ffffff"/>
+        <w:tcBorders>
+          <w:top w:val="none" w:color="000000" w:sz="4" w:space="0"/>
+          <w:left w:val="none" w:color="000000" w:sz="4" w:space="0"/>
+          <w:bottom w:val="none" w:color="000000" w:sz="4" w:space="0"/>
+          <w:right w:val="none" w:color="000000" w:sz="4" w:space="0"/>
+        </w:tcBorders>
+      </w:tcPr>
+    </w:tblStylePr>
     <w:tblStylePr w:type="nwCell">
       <w:pPr>
         <w:pBdr/>
@@ -9279,9 +9670,9 @@
       </w:tcPr>
     </w:tblStylePr>
   </w:style>
-  <w:style w:type="table" w:styleId="38">
+  <w:style w:type="table" w:styleId="789">
     <w:name w:val="Grid Table 3 - Accent 5"/>
-    <w:basedOn w:val="764"/>
+    <w:basedOn w:val="931"/>
     <w:uiPriority w:val="99"/>
     <w:pPr>
       <w:pBdr/>
@@ -9380,29 +9771,6 @@
         <w:tblBorders/>
       </w:tblPr>
       <w:tcPr>
-        <w:shd w:color="ffffff"/>
-        <w:tcBorders>
-          <w:top w:val="none" w:color="000000" w:sz="4" w:space="0"/>
-          <w:left w:val="none" w:color="000000" w:sz="4" w:space="0"/>
-          <w:bottom w:val="none" w:color="000000" w:sz="4" w:space="0"/>
-          <w:right w:val="none" w:color="000000" w:sz="4" w:space="0"/>
-        </w:tcBorders>
-      </w:tcPr>
-    </w:tblStylePr>
-    <w:tblStylePr w:type="firstRow">
-      <w:rPr>
-        <w:b/>
-        <w:color w:val="404040"/>
-      </w:rPr>
-      <w:pPr>
-        <w:pBdr/>
-        <w:spacing/>
-        <w:ind/>
-      </w:pPr>
-      <w:tblPr>
-        <w:tblBorders/>
-      </w:tblPr>
-      <w:tcPr>
         <w:shd w:val="clear" w:color="ffffff"/>
         <w:tcBorders>
           <w:top w:val="none" w:color="000000" w:sz="4" w:space="0"/>
@@ -9412,30 +9780,7 @@
         </w:tcBorders>
       </w:tcPr>
     </w:tblStylePr>
-    <w:tblStylePr w:type="lastCol">
-      <w:rPr>
-        <w:i/>
-        <w:color w:val="404040"/>
-      </w:rPr>
-      <w:pPr>
-        <w:pBdr/>
-        <w:spacing/>
-        <w:ind/>
-      </w:pPr>
-      <w:tblPr>
-        <w:tblBorders/>
-      </w:tblPr>
-      <w:tcPr>
-        <w:shd w:color="ffffff"/>
-        <w:tcBorders>
-          <w:top w:val="none" w:color="000000" w:sz="4" w:space="0"/>
-          <w:left w:val="none" w:color="000000" w:sz="4" w:space="0"/>
-          <w:bottom w:val="none" w:color="000000" w:sz="4" w:space="0"/>
-          <w:right w:val="none" w:color="000000" w:sz="4" w:space="0"/>
-        </w:tcBorders>
-      </w:tcPr>
-    </w:tblStylePr>
-    <w:tblStylePr w:type="lastRow">
+    <w:tblStylePr w:type="firstRow">
       <w:rPr>
         <w:b/>
         <w:color w:val="404040"/>
@@ -9458,6 +9803,52 @@
         </w:tcBorders>
       </w:tcPr>
     </w:tblStylePr>
+    <w:tblStylePr w:type="lastCol">
+      <w:rPr>
+        <w:i/>
+        <w:color w:val="404040"/>
+      </w:rPr>
+      <w:pPr>
+        <w:pBdr/>
+        <w:spacing/>
+        <w:ind/>
+      </w:pPr>
+      <w:tblPr>
+        <w:tblBorders/>
+      </w:tblPr>
+      <w:tcPr>
+        <w:shd w:val="clear" w:color="ffffff"/>
+        <w:tcBorders>
+          <w:top w:val="none" w:color="000000" w:sz="4" w:space="0"/>
+          <w:left w:val="none" w:color="000000" w:sz="4" w:space="0"/>
+          <w:bottom w:val="none" w:color="000000" w:sz="4" w:space="0"/>
+          <w:right w:val="none" w:color="000000" w:sz="4" w:space="0"/>
+        </w:tcBorders>
+      </w:tcPr>
+    </w:tblStylePr>
+    <w:tblStylePr w:type="lastRow">
+      <w:rPr>
+        <w:b/>
+        <w:color w:val="404040"/>
+      </w:rPr>
+      <w:pPr>
+        <w:pBdr/>
+        <w:spacing/>
+        <w:ind/>
+      </w:pPr>
+      <w:tblPr>
+        <w:tblBorders/>
+      </w:tblPr>
+      <w:tcPr>
+        <w:shd w:val="clear" w:color="ffffff"/>
+        <w:tcBorders>
+          <w:top w:val="none" w:color="000000" w:sz="4" w:space="0"/>
+          <w:left w:val="none" w:color="000000" w:sz="4" w:space="0"/>
+          <w:bottom w:val="none" w:color="000000" w:sz="4" w:space="0"/>
+          <w:right w:val="none" w:color="000000" w:sz="4" w:space="0"/>
+        </w:tcBorders>
+      </w:tcPr>
+    </w:tblStylePr>
     <w:tblStylePr w:type="nwCell">
       <w:pPr>
         <w:pBdr/>
@@ -9524,9 +9915,9 @@
       </w:tcPr>
     </w:tblStylePr>
   </w:style>
-  <w:style w:type="table" w:styleId="39">
+  <w:style w:type="table" w:styleId="790">
     <w:name w:val="Grid Table 3 - Accent 6"/>
-    <w:basedOn w:val="764"/>
+    <w:basedOn w:val="931"/>
     <w:uiPriority w:val="99"/>
     <w:pPr>
       <w:pBdr/>
@@ -9625,29 +10016,6 @@
         <w:tblBorders/>
       </w:tblPr>
       <w:tcPr>
-        <w:shd w:color="ffffff"/>
-        <w:tcBorders>
-          <w:top w:val="none" w:color="000000" w:sz="4" w:space="0"/>
-          <w:left w:val="none" w:color="000000" w:sz="4" w:space="0"/>
-          <w:bottom w:val="none" w:color="000000" w:sz="4" w:space="0"/>
-          <w:right w:val="none" w:color="000000" w:sz="4" w:space="0"/>
-        </w:tcBorders>
-      </w:tcPr>
-    </w:tblStylePr>
-    <w:tblStylePr w:type="firstRow">
-      <w:rPr>
-        <w:b/>
-        <w:color w:val="404040"/>
-      </w:rPr>
-      <w:pPr>
-        <w:pBdr/>
-        <w:spacing/>
-        <w:ind/>
-      </w:pPr>
-      <w:tblPr>
-        <w:tblBorders/>
-      </w:tblPr>
-      <w:tcPr>
         <w:shd w:val="clear" w:color="ffffff"/>
         <w:tcBorders>
           <w:top w:val="none" w:color="000000" w:sz="4" w:space="0"/>
@@ -9657,30 +10025,7 @@
         </w:tcBorders>
       </w:tcPr>
     </w:tblStylePr>
-    <w:tblStylePr w:type="lastCol">
-      <w:rPr>
-        <w:i/>
-        <w:color w:val="404040"/>
-      </w:rPr>
-      <w:pPr>
-        <w:pBdr/>
-        <w:spacing/>
-        <w:ind/>
-      </w:pPr>
-      <w:tblPr>
-        <w:tblBorders/>
-      </w:tblPr>
-      <w:tcPr>
-        <w:shd w:color="ffffff"/>
-        <w:tcBorders>
-          <w:top w:val="none" w:color="000000" w:sz="4" w:space="0"/>
-          <w:left w:val="none" w:color="000000" w:sz="4" w:space="0"/>
-          <w:bottom w:val="none" w:color="000000" w:sz="4" w:space="0"/>
-          <w:right w:val="none" w:color="000000" w:sz="4" w:space="0"/>
-        </w:tcBorders>
-      </w:tcPr>
-    </w:tblStylePr>
-    <w:tblStylePr w:type="lastRow">
+    <w:tblStylePr w:type="firstRow">
       <w:rPr>
         <w:b/>
         <w:color w:val="404040"/>
@@ -9703,6 +10048,52 @@
         </w:tcBorders>
       </w:tcPr>
     </w:tblStylePr>
+    <w:tblStylePr w:type="lastCol">
+      <w:rPr>
+        <w:i/>
+        <w:color w:val="404040"/>
+      </w:rPr>
+      <w:pPr>
+        <w:pBdr/>
+        <w:spacing/>
+        <w:ind/>
+      </w:pPr>
+      <w:tblPr>
+        <w:tblBorders/>
+      </w:tblPr>
+      <w:tcPr>
+        <w:shd w:val="clear" w:color="ffffff"/>
+        <w:tcBorders>
+          <w:top w:val="none" w:color="000000" w:sz="4" w:space="0"/>
+          <w:left w:val="none" w:color="000000" w:sz="4" w:space="0"/>
+          <w:bottom w:val="none" w:color="000000" w:sz="4" w:space="0"/>
+          <w:right w:val="none" w:color="000000" w:sz="4" w:space="0"/>
+        </w:tcBorders>
+      </w:tcPr>
+    </w:tblStylePr>
+    <w:tblStylePr w:type="lastRow">
+      <w:rPr>
+        <w:b/>
+        <w:color w:val="404040"/>
+      </w:rPr>
+      <w:pPr>
+        <w:pBdr/>
+        <w:spacing/>
+        <w:ind/>
+      </w:pPr>
+      <w:tblPr>
+        <w:tblBorders/>
+      </w:tblPr>
+      <w:tcPr>
+        <w:shd w:val="clear" w:color="ffffff"/>
+        <w:tcBorders>
+          <w:top w:val="none" w:color="000000" w:sz="4" w:space="0"/>
+          <w:left w:val="none" w:color="000000" w:sz="4" w:space="0"/>
+          <w:bottom w:val="none" w:color="000000" w:sz="4" w:space="0"/>
+          <w:right w:val="none" w:color="000000" w:sz="4" w:space="0"/>
+        </w:tcBorders>
+      </w:tcPr>
+    </w:tblStylePr>
     <w:tblStylePr w:type="nwCell">
       <w:pPr>
         <w:pBdr/>
@@ -9769,9 +10160,9 @@
       </w:tcPr>
     </w:tblStylePr>
   </w:style>
-  <w:style w:type="table" w:styleId="40">
+  <w:style w:type="table" w:styleId="791">
     <w:name w:val="Grid Table 4"/>
-    <w:basedOn w:val="764"/>
+    <w:basedOn w:val="931"/>
     <w:uiPriority w:val="59"/>
     <w:pPr>
       <w:pBdr/>
@@ -10002,9 +10393,9 @@
       </w:tcPr>
     </w:tblStylePr>
   </w:style>
-  <w:style w:type="table" w:styleId="41">
+  <w:style w:type="table" w:styleId="792">
     <w:name w:val="Grid Table 4 - Accent 1"/>
-    <w:basedOn w:val="764"/>
+    <w:basedOn w:val="931"/>
     <w:uiPriority w:val="59"/>
     <w:pPr>
       <w:pBdr/>
@@ -10235,9 +10626,9 @@
       </w:tcPr>
     </w:tblStylePr>
   </w:style>
-  <w:style w:type="table" w:styleId="42">
+  <w:style w:type="table" w:styleId="793">
     <w:name w:val="Grid Table 4 - Accent 2"/>
-    <w:basedOn w:val="764"/>
+    <w:basedOn w:val="931"/>
     <w:uiPriority w:val="59"/>
     <w:pPr>
       <w:pBdr/>
@@ -10468,9 +10859,9 @@
       </w:tcPr>
     </w:tblStylePr>
   </w:style>
-  <w:style w:type="table" w:styleId="43">
+  <w:style w:type="table" w:styleId="794">
     <w:name w:val="Grid Table 4 - Accent 3"/>
-    <w:basedOn w:val="764"/>
+    <w:basedOn w:val="931"/>
     <w:uiPriority w:val="59"/>
     <w:pPr>
       <w:pBdr/>
@@ -10701,9 +11092,9 @@
       </w:tcPr>
     </w:tblStylePr>
   </w:style>
-  <w:style w:type="table" w:styleId="44">
+  <w:style w:type="table" w:styleId="795">
     <w:name w:val="Grid Table 4 - Accent 4"/>
-    <w:basedOn w:val="764"/>
+    <w:basedOn w:val="931"/>
     <w:uiPriority w:val="59"/>
     <w:pPr>
       <w:pBdr/>
@@ -10934,9 +11325,9 @@
       </w:tcPr>
     </w:tblStylePr>
   </w:style>
-  <w:style w:type="table" w:styleId="45">
+  <w:style w:type="table" w:styleId="796">
     <w:name w:val="Grid Table 4 - Accent 5"/>
-    <w:basedOn w:val="764"/>
+    <w:basedOn w:val="931"/>
     <w:uiPriority w:val="59"/>
     <w:pPr>
       <w:pBdr/>
@@ -11167,9 +11558,9 @@
       </w:tcPr>
     </w:tblStylePr>
   </w:style>
-  <w:style w:type="table" w:styleId="46">
+  <w:style w:type="table" w:styleId="797">
     <w:name w:val="Grid Table 4 - Accent 6"/>
-    <w:basedOn w:val="764"/>
+    <w:basedOn w:val="931"/>
     <w:uiPriority w:val="59"/>
     <w:pPr>
       <w:pBdr/>
@@ -11400,9 +11791,9 @@
       </w:tcPr>
     </w:tblStylePr>
   </w:style>
-  <w:style w:type="table" w:styleId="47">
+  <w:style w:type="table" w:styleId="798">
     <w:name w:val="Grid Table 5 Dark"/>
-    <w:basedOn w:val="764"/>
+    <w:basedOn w:val="931"/>
     <w:uiPriority w:val="99"/>
     <w:pPr>
       <w:pBdr/>
@@ -11628,9 +12019,9 @@
       </w:tcPr>
     </w:tblStylePr>
   </w:style>
-  <w:style w:type="table" w:styleId="48">
+  <w:style w:type="table" w:styleId="799">
     <w:name w:val="Grid Table 5 Dark- Accent 1"/>
-    <w:basedOn w:val="764"/>
+    <w:basedOn w:val="931"/>
     <w:uiPriority w:val="99"/>
     <w:pPr>
       <w:pBdr/>
@@ -11856,9 +12247,9 @@
       </w:tcPr>
     </w:tblStylePr>
   </w:style>
-  <w:style w:type="table" w:styleId="49">
+  <w:style w:type="table" w:styleId="800">
     <w:name w:val="Grid Table 5 Dark - Accent 2"/>
-    <w:basedOn w:val="764"/>
+    <w:basedOn w:val="931"/>
     <w:uiPriority w:val="99"/>
     <w:pPr>
       <w:pBdr/>
@@ -12084,9 +12475,9 @@
       </w:tcPr>
     </w:tblStylePr>
   </w:style>
-  <w:style w:type="table" w:styleId="50">
+  <w:style w:type="table" w:styleId="801">
     <w:name w:val="Grid Table 5 Dark - Accent 3"/>
-    <w:basedOn w:val="764"/>
+    <w:basedOn w:val="931"/>
     <w:uiPriority w:val="99"/>
     <w:pPr>
       <w:pBdr/>
@@ -12312,9 +12703,9 @@
       </w:tcPr>
     </w:tblStylePr>
   </w:style>
-  <w:style w:type="table" w:styleId="51">
+  <w:style w:type="table" w:styleId="802">
     <w:name w:val="Grid Table 5 Dark- Accent 4"/>
-    <w:basedOn w:val="764"/>
+    <w:basedOn w:val="931"/>
     <w:uiPriority w:val="99"/>
     <w:pPr>
       <w:pBdr/>
@@ -12540,9 +12931,9 @@
       </w:tcPr>
     </w:tblStylePr>
   </w:style>
-  <w:style w:type="table" w:styleId="52">
+  <w:style w:type="table" w:styleId="803">
     <w:name w:val="Grid Table 5 Dark - Accent 5"/>
-    <w:basedOn w:val="764"/>
+    <w:basedOn w:val="931"/>
     <w:uiPriority w:val="99"/>
     <w:pPr>
       <w:pBdr/>
@@ -12768,9 +13159,9 @@
       </w:tcPr>
     </w:tblStylePr>
   </w:style>
-  <w:style w:type="table" w:styleId="53">
+  <w:style w:type="table" w:styleId="804">
     <w:name w:val="Grid Table 5 Dark - Accent 6"/>
-    <w:basedOn w:val="764"/>
+    <w:basedOn w:val="931"/>
     <w:uiPriority w:val="99"/>
     <w:pPr>
       <w:pBdr/>
@@ -12996,9 +13387,9 @@
       </w:tcPr>
     </w:tblStylePr>
   </w:style>
-  <w:style w:type="table" w:styleId="54">
+  <w:style w:type="table" w:styleId="805">
     <w:name w:val="Grid Table 6 Colorful"/>
-    <w:basedOn w:val="764"/>
+    <w:basedOn w:val="931"/>
     <w:uiPriority w:val="99"/>
     <w:pPr>
       <w:pBdr/>
@@ -13226,9 +13617,9 @@
       </w:tcPr>
     </w:tblStylePr>
   </w:style>
-  <w:style w:type="table" w:styleId="55">
+  <w:style w:type="table" w:styleId="806">
     <w:name w:val="Grid Table 6 Colorful - Accent 1"/>
-    <w:basedOn w:val="764"/>
+    <w:basedOn w:val="931"/>
     <w:uiPriority w:val="99"/>
     <w:pPr>
       <w:pBdr/>
@@ -13456,9 +13847,9 @@
       </w:tcPr>
     </w:tblStylePr>
   </w:style>
-  <w:style w:type="table" w:styleId="56">
+  <w:style w:type="table" w:styleId="807">
     <w:name w:val="Grid Table 6 Colorful - Accent 2"/>
-    <w:basedOn w:val="764"/>
+    <w:basedOn w:val="931"/>
     <w:uiPriority w:val="99"/>
     <w:pPr>
       <w:pBdr/>
@@ -13686,9 +14077,9 @@
       </w:tcPr>
     </w:tblStylePr>
   </w:style>
-  <w:style w:type="table" w:styleId="57">
+  <w:style w:type="table" w:styleId="808">
     <w:name w:val="Grid Table 6 Colorful - Accent 3"/>
-    <w:basedOn w:val="764"/>
+    <w:basedOn w:val="931"/>
     <w:uiPriority w:val="99"/>
     <w:pPr>
       <w:pBdr/>
@@ -13916,9 +14307,9 @@
       </w:tcPr>
     </w:tblStylePr>
   </w:style>
-  <w:style w:type="table" w:styleId="58">
+  <w:style w:type="table" w:styleId="809">
     <w:name w:val="Grid Table 6 Colorful - Accent 4"/>
-    <w:basedOn w:val="764"/>
+    <w:basedOn w:val="931"/>
     <w:uiPriority w:val="99"/>
     <w:pPr>
       <w:pBdr/>
@@ -14146,9 +14537,9 @@
       </w:tcPr>
     </w:tblStylePr>
   </w:style>
-  <w:style w:type="table" w:styleId="59">
+  <w:style w:type="table" w:styleId="810">
     <w:name w:val="Grid Table 6 Colorful - Accent 5"/>
-    <w:basedOn w:val="764"/>
+    <w:basedOn w:val="931"/>
     <w:uiPriority w:val="99"/>
     <w:pPr>
       <w:pBdr/>
@@ -14376,9 +14767,9 @@
       </w:tcPr>
     </w:tblStylePr>
   </w:style>
-  <w:style w:type="table" w:styleId="60">
+  <w:style w:type="table" w:styleId="811">
     <w:name w:val="Grid Table 6 Colorful - Accent 6"/>
-    <w:basedOn w:val="764"/>
+    <w:basedOn w:val="931"/>
     <w:uiPriority w:val="99"/>
     <w:pPr>
       <w:pBdr/>
@@ -14606,9 +14997,9 @@
       </w:tcPr>
     </w:tblStylePr>
   </w:style>
-  <w:style w:type="table" w:styleId="61">
+  <w:style w:type="table" w:styleId="812">
     <w:name w:val="Grid Table 7 Colorful"/>
-    <w:basedOn w:val="764"/>
+    <w:basedOn w:val="931"/>
     <w:uiPriority w:val="99"/>
     <w:pPr>
       <w:pBdr/>
@@ -14710,11 +15101,11 @@
         <w:tblBorders/>
       </w:tblPr>
       <w:tcPr>
-        <w:shd w:color="ffffff"/>
+        <w:shd w:val="clear" w:color="ffffff"/>
         <w:tcBorders>
-          <w:top w:val="none"/>
-          <w:left w:val="none"/>
-          <w:bottom w:val="none"/>
+          <w:top w:val="none" w:color="000000" w:sz="4" w:space="0"/>
+          <w:left w:val="none" w:color="000000" w:sz="4" w:space="0"/>
+          <w:bottom w:val="none" w:color="000000" w:sz="4" w:space="0"/>
           <w:right w:val="single" w:color="000000" w:themeColor="text1" w:themeTint="80" w:sz="4" w:space="0"/>
         </w:tcBorders>
       </w:tcPr>
@@ -14737,10 +15128,10 @@
       <w:tcPr>
         <w:shd w:val="clear" w:color="ffffff" w:themeColor="light1" w:fill="ffffff" w:themeFill="light1"/>
         <w:tcBorders>
-          <w:top w:val="none"/>
-          <w:left w:val="none"/>
+          <w:top w:val="none" w:color="000000" w:sz="4" w:space="0"/>
+          <w:left w:val="none" w:color="000000" w:sz="4" w:space="0"/>
           <w:bottom w:val="single" w:color="000000" w:themeColor="text1" w:themeTint="80" w:sz="4" w:space="0"/>
-          <w:right w:val="none"/>
+          <w:right w:val="none" w:color="000000" w:sz="4" w:space="0"/>
         </w:tcBorders>
       </w:tcPr>
     </w:tblStylePr>
@@ -14760,12 +15151,12 @@
         <w:tblBorders/>
       </w:tblPr>
       <w:tcPr>
-        <w:shd w:color="ffffff"/>
+        <w:shd w:val="clear" w:color="ffffff"/>
         <w:tcBorders>
-          <w:top w:val="none"/>
+          <w:top w:val="none" w:color="000000" w:sz="4" w:space="0"/>
           <w:left w:val="single" w:color="000000" w:themeColor="text1" w:themeTint="80" w:sz="4" w:space="0"/>
-          <w:bottom w:val="none"/>
-          <w:right w:val="none"/>
+          <w:bottom w:val="none" w:color="000000" w:sz="4" w:space="0"/>
+          <w:right w:val="none" w:color="000000" w:sz="4" w:space="0"/>
         </w:tcBorders>
       </w:tcPr>
     </w:tblStylePr>
@@ -14788,9 +15179,9 @@
         <w:shd w:val="clear" w:color="ffffff" w:themeColor="light1" w:fill="ffffff" w:themeFill="light1"/>
         <w:tcBorders>
           <w:top w:val="single" w:color="000000" w:themeColor="text1" w:themeTint="80" w:sz="4" w:space="0"/>
-          <w:left w:val="none"/>
-          <w:bottom w:val="none"/>
-          <w:right w:val="none"/>
+          <w:left w:val="none" w:color="000000" w:sz="4" w:space="0"/>
+          <w:bottom w:val="none" w:color="000000" w:sz="4" w:space="0"/>
+          <w:right w:val="none" w:color="000000" w:sz="4" w:space="0"/>
         </w:tcBorders>
       </w:tcPr>
     </w:tblStylePr>
@@ -14860,9 +15251,9 @@
       </w:tcPr>
     </w:tblStylePr>
   </w:style>
-  <w:style w:type="table" w:styleId="62">
+  <w:style w:type="table" w:styleId="813">
     <w:name w:val="Grid Table 7 Colorful - Accent 1"/>
-    <w:basedOn w:val="764"/>
+    <w:basedOn w:val="931"/>
     <w:uiPriority w:val="99"/>
     <w:pPr>
       <w:pBdr/>
@@ -14964,11 +15355,11 @@
         <w:tblBorders/>
       </w:tblPr>
       <w:tcPr>
-        <w:shd w:color="ffffff"/>
+        <w:shd w:val="clear" w:color="ffffff"/>
         <w:tcBorders>
-          <w:top w:val="none"/>
-          <w:left w:val="none"/>
-          <w:bottom w:val="none"/>
+          <w:top w:val="none" w:color="000000" w:sz="4" w:space="0"/>
+          <w:left w:val="none" w:color="000000" w:sz="4" w:space="0"/>
+          <w:bottom w:val="none" w:color="000000" w:sz="4" w:space="0"/>
           <w:right w:val="single" w:color="000000" w:themeColor="accent1" w:themeTint="80" w:sz="4" w:space="0"/>
         </w:tcBorders>
       </w:tcPr>
@@ -14991,10 +15382,10 @@
       <w:tcPr>
         <w:shd w:val="clear" w:color="ffffff" w:themeColor="light1" w:fill="ffffff" w:themeFill="light1"/>
         <w:tcBorders>
-          <w:top w:val="none"/>
-          <w:left w:val="none"/>
+          <w:top w:val="none" w:color="000000" w:sz="4" w:space="0"/>
+          <w:left w:val="none" w:color="000000" w:sz="4" w:space="0"/>
           <w:bottom w:val="single" w:color="000000" w:themeColor="accent1" w:themeTint="80" w:sz="4" w:space="0"/>
-          <w:right w:val="none"/>
+          <w:right w:val="none" w:color="000000" w:sz="4" w:space="0"/>
         </w:tcBorders>
       </w:tcPr>
     </w:tblStylePr>
@@ -15014,12 +15405,12 @@
         <w:tblBorders/>
       </w:tblPr>
       <w:tcPr>
-        <w:shd w:color="ffffff"/>
+        <w:shd w:val="clear" w:color="ffffff"/>
         <w:tcBorders>
-          <w:top w:val="none"/>
+          <w:top w:val="none" w:color="000000" w:sz="4" w:space="0"/>
           <w:left w:val="single" w:color="000000" w:themeColor="accent1" w:themeTint="80" w:sz="4" w:space="0"/>
-          <w:bottom w:val="none"/>
-          <w:right w:val="none"/>
+          <w:bottom w:val="none" w:color="000000" w:sz="4" w:space="0"/>
+          <w:right w:val="none" w:color="000000" w:sz="4" w:space="0"/>
         </w:tcBorders>
       </w:tcPr>
     </w:tblStylePr>
@@ -15042,9 +15433,9 @@
         <w:shd w:val="clear" w:color="ffffff" w:themeColor="light1" w:fill="ffffff" w:themeFill="light1"/>
         <w:tcBorders>
           <w:top w:val="single" w:color="000000" w:themeColor="accent1" w:themeTint="80" w:sz="4" w:space="0"/>
-          <w:left w:val="none"/>
-          <w:bottom w:val="none"/>
-          <w:right w:val="none"/>
+          <w:left w:val="none" w:color="000000" w:sz="4" w:space="0"/>
+          <w:bottom w:val="none" w:color="000000" w:sz="4" w:space="0"/>
+          <w:right w:val="none" w:color="000000" w:sz="4" w:space="0"/>
         </w:tcBorders>
       </w:tcPr>
     </w:tblStylePr>
@@ -15114,9 +15505,9 @@
       </w:tcPr>
     </w:tblStylePr>
   </w:style>
-  <w:style w:type="table" w:styleId="63">
+  <w:style w:type="table" w:styleId="814">
     <w:name w:val="Grid Table 7 Colorful - Accent 2"/>
-    <w:basedOn w:val="764"/>
+    <w:basedOn w:val="931"/>
     <w:uiPriority w:val="99"/>
     <w:pPr>
       <w:pBdr/>
@@ -15218,11 +15609,11 @@
         <w:tblBorders/>
       </w:tblPr>
       <w:tcPr>
-        <w:shd w:color="ffffff"/>
+        <w:shd w:val="clear" w:color="ffffff"/>
         <w:tcBorders>
-          <w:top w:val="none"/>
-          <w:left w:val="none"/>
-          <w:bottom w:val="none"/>
+          <w:top w:val="none" w:color="000000" w:sz="4" w:space="0"/>
+          <w:left w:val="none" w:color="000000" w:sz="4" w:space="0"/>
+          <w:bottom w:val="none" w:color="000000" w:sz="4" w:space="0"/>
           <w:right w:val="single" w:color="000000" w:themeColor="accent2" w:themeTint="97" w:sz="4" w:space="0"/>
         </w:tcBorders>
       </w:tcPr>
@@ -15245,10 +15636,10 @@
       <w:tcPr>
         <w:shd w:val="clear" w:color="ffffff" w:themeColor="light1" w:fill="ffffff" w:themeFill="light1"/>
         <w:tcBorders>
-          <w:top w:val="none"/>
-          <w:left w:val="none"/>
+          <w:top w:val="none" w:color="000000" w:sz="4" w:space="0"/>
+          <w:left w:val="none" w:color="000000" w:sz="4" w:space="0"/>
           <w:bottom w:val="single" w:color="000000" w:themeColor="accent2" w:themeTint="97" w:sz="4" w:space="0"/>
-          <w:right w:val="none"/>
+          <w:right w:val="none" w:color="000000" w:sz="4" w:space="0"/>
         </w:tcBorders>
       </w:tcPr>
     </w:tblStylePr>
@@ -15268,12 +15659,12 @@
         <w:tblBorders/>
       </w:tblPr>
       <w:tcPr>
-        <w:shd w:color="ffffff"/>
+        <w:shd w:val="clear" w:color="ffffff"/>
         <w:tcBorders>
-          <w:top w:val="none"/>
+          <w:top w:val="none" w:color="000000" w:sz="4" w:space="0"/>
           <w:left w:val="single" w:color="000000" w:themeColor="accent2" w:themeTint="97" w:sz="4" w:space="0"/>
-          <w:bottom w:val="none"/>
-          <w:right w:val="none"/>
+          <w:bottom w:val="none" w:color="000000" w:sz="4" w:space="0"/>
+          <w:right w:val="none" w:color="000000" w:sz="4" w:space="0"/>
         </w:tcBorders>
       </w:tcPr>
     </w:tblStylePr>
@@ -15296,9 +15687,9 @@
         <w:shd w:val="clear" w:color="ffffff" w:themeColor="light1" w:fill="ffffff" w:themeFill="light1"/>
         <w:tcBorders>
           <w:top w:val="single" w:color="000000" w:themeColor="accent2" w:themeTint="97" w:sz="4" w:space="0"/>
-          <w:left w:val="none"/>
-          <w:bottom w:val="none"/>
-          <w:right w:val="none"/>
+          <w:left w:val="none" w:color="000000" w:sz="4" w:space="0"/>
+          <w:bottom w:val="none" w:color="000000" w:sz="4" w:space="0"/>
+          <w:right w:val="none" w:color="000000" w:sz="4" w:space="0"/>
         </w:tcBorders>
       </w:tcPr>
     </w:tblStylePr>
@@ -15368,9 +15759,9 @@
       </w:tcPr>
     </w:tblStylePr>
   </w:style>
-  <w:style w:type="table" w:styleId="64">
+  <w:style w:type="table" w:styleId="815">
     <w:name w:val="Grid Table 7 Colorful - Accent 3"/>
-    <w:basedOn w:val="764"/>
+    <w:basedOn w:val="931"/>
     <w:uiPriority w:val="99"/>
     <w:pPr>
       <w:pBdr/>
@@ -15472,11 +15863,11 @@
         <w:tblBorders/>
       </w:tblPr>
       <w:tcPr>
-        <w:shd w:color="ffffff"/>
+        <w:shd w:val="clear" w:color="ffffff"/>
         <w:tcBorders>
-          <w:top w:val="none"/>
-          <w:left w:val="none"/>
-          <w:bottom w:val="none"/>
+          <w:top w:val="none" w:color="000000" w:sz="4" w:space="0"/>
+          <w:left w:val="none" w:color="000000" w:sz="4" w:space="0"/>
+          <w:bottom w:val="none" w:color="000000" w:sz="4" w:space="0"/>
           <w:right w:val="single" w:color="000000" w:themeColor="accent3" w:themeTint="FE" w:sz="4" w:space="0"/>
         </w:tcBorders>
       </w:tcPr>
@@ -15499,10 +15890,10 @@
       <w:tcPr>
         <w:shd w:val="clear" w:color="ffffff" w:themeColor="light1" w:fill="ffffff" w:themeFill="light1"/>
         <w:tcBorders>
-          <w:top w:val="none"/>
-          <w:left w:val="none"/>
+          <w:top w:val="none" w:color="000000" w:sz="4" w:space="0"/>
+          <w:left w:val="none" w:color="000000" w:sz="4" w:space="0"/>
           <w:bottom w:val="single" w:color="000000" w:themeColor="accent3" w:themeTint="FE" w:sz="4" w:space="0"/>
-          <w:right w:val="none"/>
+          <w:right w:val="none" w:color="000000" w:sz="4" w:space="0"/>
         </w:tcBorders>
       </w:tcPr>
     </w:tblStylePr>
@@ -15522,12 +15913,12 @@
         <w:tblBorders/>
       </w:tblPr>
       <w:tcPr>
-        <w:shd w:color="ffffff"/>
+        <w:shd w:val="clear" w:color="ffffff"/>
         <w:tcBorders>
-          <w:top w:val="none"/>
+          <w:top w:val="none" w:color="000000" w:sz="4" w:space="0"/>
           <w:left w:val="single" w:color="000000" w:themeColor="accent3" w:themeTint="FE" w:sz="4" w:space="0"/>
-          <w:bottom w:val="none"/>
-          <w:right w:val="none"/>
+          <w:bottom w:val="none" w:color="000000" w:sz="4" w:space="0"/>
+          <w:right w:val="none" w:color="000000" w:sz="4" w:space="0"/>
         </w:tcBorders>
       </w:tcPr>
     </w:tblStylePr>
@@ -15550,9 +15941,9 @@
         <w:shd w:val="clear" w:color="ffffff" w:themeColor="light1" w:fill="ffffff" w:themeFill="light1"/>
         <w:tcBorders>
           <w:top w:val="single" w:color="000000" w:themeColor="accent3" w:themeTint="FE" w:sz="4" w:space="0"/>
-          <w:left w:val="none"/>
-          <w:bottom w:val="none"/>
-          <w:right w:val="none"/>
+          <w:left w:val="none" w:color="000000" w:sz="4" w:space="0"/>
+          <w:bottom w:val="none" w:color="000000" w:sz="4" w:space="0"/>
+          <w:right w:val="none" w:color="000000" w:sz="4" w:space="0"/>
         </w:tcBorders>
       </w:tcPr>
     </w:tblStylePr>
@@ -15622,9 +16013,9 @@
       </w:tcPr>
     </w:tblStylePr>
   </w:style>
-  <w:style w:type="table" w:styleId="65">
+  <w:style w:type="table" w:styleId="816">
     <w:name w:val="Grid Table 7 Colorful - Accent 4"/>
-    <w:basedOn w:val="764"/>
+    <w:basedOn w:val="931"/>
     <w:uiPriority w:val="99"/>
     <w:pPr>
       <w:pBdr/>
@@ -15726,11 +16117,11 @@
         <w:tblBorders/>
       </w:tblPr>
       <w:tcPr>
-        <w:shd w:color="ffffff"/>
+        <w:shd w:val="clear" w:color="ffffff"/>
         <w:tcBorders>
-          <w:top w:val="none"/>
-          <w:left w:val="none"/>
-          <w:bottom w:val="none"/>
+          <w:top w:val="none" w:color="000000" w:sz="4" w:space="0"/>
+          <w:left w:val="none" w:color="000000" w:sz="4" w:space="0"/>
+          <w:bottom w:val="none" w:color="000000" w:sz="4" w:space="0"/>
           <w:right w:val="single" w:color="000000" w:themeColor="accent4" w:themeTint="9A" w:sz="4" w:space="0"/>
         </w:tcBorders>
       </w:tcPr>
@@ -15753,10 +16144,10 @@
       <w:tcPr>
         <w:shd w:val="clear" w:color="ffffff" w:themeColor="light1" w:fill="ffffff" w:themeFill="light1"/>
         <w:tcBorders>
-          <w:top w:val="none"/>
-          <w:left w:val="none"/>
+          <w:top w:val="none" w:color="000000" w:sz="4" w:space="0"/>
+          <w:left w:val="none" w:color="000000" w:sz="4" w:space="0"/>
           <w:bottom w:val="single" w:color="000000" w:themeColor="accent4" w:themeTint="9A" w:sz="4" w:space="0"/>
-          <w:right w:val="none"/>
+          <w:right w:val="none" w:color="000000" w:sz="4" w:space="0"/>
         </w:tcBorders>
       </w:tcPr>
     </w:tblStylePr>
@@ -15776,12 +16167,12 @@
         <w:tblBorders/>
       </w:tblPr>
       <w:tcPr>
-        <w:shd w:color="ffffff"/>
+        <w:shd w:val="clear" w:color="ffffff"/>
         <w:tcBorders>
-          <w:top w:val="none"/>
+          <w:top w:val="none" w:color="000000" w:sz="4" w:space="0"/>
           <w:left w:val="single" w:color="000000" w:themeColor="accent4" w:themeTint="9A" w:sz="4" w:space="0"/>
-          <w:bottom w:val="none"/>
-          <w:right w:val="none"/>
+          <w:bottom w:val="none" w:color="000000" w:sz="4" w:space="0"/>
+          <w:right w:val="none" w:color="000000" w:sz="4" w:space="0"/>
         </w:tcBorders>
       </w:tcPr>
     </w:tblStylePr>
@@ -15804,9 +16195,9 @@
         <w:shd w:val="clear" w:color="ffffff" w:themeColor="light1" w:fill="ffffff" w:themeFill="light1"/>
         <w:tcBorders>
           <w:top w:val="single" w:color="000000" w:themeColor="accent4" w:themeTint="9A" w:sz="4" w:space="0"/>
-          <w:left w:val="none"/>
-          <w:bottom w:val="none"/>
-          <w:right w:val="none"/>
+          <w:left w:val="none" w:color="000000" w:sz="4" w:space="0"/>
+          <w:bottom w:val="none" w:color="000000" w:sz="4" w:space="0"/>
+          <w:right w:val="none" w:color="000000" w:sz="4" w:space="0"/>
         </w:tcBorders>
       </w:tcPr>
     </w:tblStylePr>
@@ -15876,9 +16267,9 @@
       </w:tcPr>
     </w:tblStylePr>
   </w:style>
-  <w:style w:type="table" w:styleId="66">
+  <w:style w:type="table" w:styleId="817">
     <w:name w:val="Grid Table 7 Colorful - Accent 5"/>
-    <w:basedOn w:val="764"/>
+    <w:basedOn w:val="931"/>
     <w:uiPriority w:val="99"/>
     <w:pPr>
       <w:pBdr/>
@@ -15980,11 +16371,11 @@
         <w:tblBorders/>
       </w:tblPr>
       <w:tcPr>
-        <w:shd w:color="ffffff"/>
+        <w:shd w:val="clear" w:color="ffffff"/>
         <w:tcBorders>
-          <w:top w:val="none"/>
-          <w:left w:val="none"/>
-          <w:bottom w:val="none"/>
+          <w:top w:val="none" w:color="000000" w:sz="4" w:space="0"/>
+          <w:left w:val="none" w:color="000000" w:sz="4" w:space="0"/>
+          <w:bottom w:val="none" w:color="000000" w:sz="4" w:space="0"/>
           <w:right w:val="single" w:color="000000" w:themeColor="accent5" w:themeTint="90" w:sz="4" w:space="0"/>
         </w:tcBorders>
       </w:tcPr>
@@ -16007,10 +16398,10 @@
       <w:tcPr>
         <w:shd w:val="clear" w:color="ffffff" w:themeColor="light1" w:fill="ffffff" w:themeFill="light1"/>
         <w:tcBorders>
-          <w:top w:val="none"/>
-          <w:left w:val="none"/>
+          <w:top w:val="none" w:color="000000" w:sz="4" w:space="0"/>
+          <w:left w:val="none" w:color="000000" w:sz="4" w:space="0"/>
           <w:bottom w:val="single" w:color="000000" w:themeColor="accent5" w:themeTint="90" w:sz="4" w:space="0"/>
-          <w:right w:val="none"/>
+          <w:right w:val="none" w:color="000000" w:sz="4" w:space="0"/>
         </w:tcBorders>
       </w:tcPr>
     </w:tblStylePr>
@@ -16030,12 +16421,12 @@
         <w:tblBorders/>
       </w:tblPr>
       <w:tcPr>
-        <w:shd w:color="ffffff"/>
+        <w:shd w:val="clear" w:color="ffffff"/>
         <w:tcBorders>
-          <w:top w:val="none"/>
+          <w:top w:val="none" w:color="000000" w:sz="4" w:space="0"/>
           <w:left w:val="single" w:color="000000" w:themeColor="accent5" w:themeTint="90" w:sz="4" w:space="0"/>
-          <w:bottom w:val="none"/>
-          <w:right w:val="none"/>
+          <w:bottom w:val="none" w:color="000000" w:sz="4" w:space="0"/>
+          <w:right w:val="none" w:color="000000" w:sz="4" w:space="0"/>
         </w:tcBorders>
       </w:tcPr>
     </w:tblStylePr>
@@ -16058,9 +16449,9 @@
         <w:shd w:val="clear" w:color="ffffff" w:themeColor="light1" w:fill="ffffff" w:themeFill="light1"/>
         <w:tcBorders>
           <w:top w:val="single" w:color="000000" w:themeColor="accent5" w:themeTint="90" w:sz="4" w:space="0"/>
-          <w:left w:val="none"/>
-          <w:bottom w:val="none"/>
-          <w:right w:val="none"/>
+          <w:left w:val="none" w:color="000000" w:sz="4" w:space="0"/>
+          <w:bottom w:val="none" w:color="000000" w:sz="4" w:space="0"/>
+          <w:right w:val="none" w:color="000000" w:sz="4" w:space="0"/>
         </w:tcBorders>
       </w:tcPr>
     </w:tblStylePr>
@@ -16130,9 +16521,9 @@
       </w:tcPr>
     </w:tblStylePr>
   </w:style>
-  <w:style w:type="table" w:styleId="67">
+  <w:style w:type="table" w:styleId="818">
     <w:name w:val="Grid Table 7 Colorful - Accent 6"/>
-    <w:basedOn w:val="764"/>
+    <w:basedOn w:val="931"/>
     <w:uiPriority w:val="99"/>
     <w:pPr>
       <w:pBdr/>
@@ -16234,11 +16625,11 @@
         <w:tblBorders/>
       </w:tblPr>
       <w:tcPr>
-        <w:shd w:color="ffffff"/>
+        <w:shd w:val="clear" w:color="ffffff"/>
         <w:tcBorders>
-          <w:top w:val="none"/>
-          <w:left w:val="none"/>
-          <w:bottom w:val="none"/>
+          <w:top w:val="none" w:color="000000" w:sz="4" w:space="0"/>
+          <w:left w:val="none" w:color="000000" w:sz="4" w:space="0"/>
+          <w:bottom w:val="none" w:color="000000" w:sz="4" w:space="0"/>
           <w:right w:val="single" w:color="000000" w:themeColor="accent6" w:themeTint="90" w:sz="4" w:space="0"/>
         </w:tcBorders>
       </w:tcPr>
@@ -16261,10 +16652,10 @@
       <w:tcPr>
         <w:shd w:val="clear" w:color="ffffff" w:themeColor="light1" w:fill="ffffff" w:themeFill="light1"/>
         <w:tcBorders>
-          <w:top w:val="none"/>
-          <w:left w:val="none"/>
+          <w:top w:val="none" w:color="000000" w:sz="4" w:space="0"/>
+          <w:left w:val="none" w:color="000000" w:sz="4" w:space="0"/>
           <w:bottom w:val="single" w:color="000000" w:themeColor="accent6" w:themeTint="90" w:sz="4" w:space="0"/>
-          <w:right w:val="none"/>
+          <w:right w:val="none" w:color="000000" w:sz="4" w:space="0"/>
         </w:tcBorders>
       </w:tcPr>
     </w:tblStylePr>
@@ -16284,12 +16675,12 @@
         <w:tblBorders/>
       </w:tblPr>
       <w:tcPr>
-        <w:shd w:color="ffffff"/>
+        <w:shd w:val="clear" w:color="ffffff"/>
         <w:tcBorders>
-          <w:top w:val="none"/>
+          <w:top w:val="none" w:color="000000" w:sz="4" w:space="0"/>
           <w:left w:val="single" w:color="000000" w:themeColor="accent6" w:themeTint="90" w:sz="4" w:space="0"/>
-          <w:bottom w:val="none"/>
-          <w:right w:val="none"/>
+          <w:bottom w:val="none" w:color="000000" w:sz="4" w:space="0"/>
+          <w:right w:val="none" w:color="000000" w:sz="4" w:space="0"/>
         </w:tcBorders>
       </w:tcPr>
     </w:tblStylePr>
@@ -16312,9 +16703,9 @@
         <w:shd w:val="clear" w:color="ffffff" w:themeColor="light1" w:fill="ffffff" w:themeFill="light1"/>
         <w:tcBorders>
           <w:top w:val="single" w:color="000000" w:themeColor="accent6" w:themeTint="90" w:sz="4" w:space="0"/>
-          <w:left w:val="none"/>
-          <w:bottom w:val="none"/>
-          <w:right w:val="none"/>
+          <w:left w:val="none" w:color="000000" w:sz="4" w:space="0"/>
+          <w:bottom w:val="none" w:color="000000" w:sz="4" w:space="0"/>
+          <w:right w:val="none" w:color="000000" w:sz="4" w:space="0"/>
         </w:tcBorders>
       </w:tcPr>
     </w:tblStylePr>
@@ -16384,9 +16775,9 @@
       </w:tcPr>
     </w:tblStylePr>
   </w:style>
-  <w:style w:type="table" w:styleId="68">
+  <w:style w:type="table" w:styleId="819">
     <w:name w:val="List Table 1 Light"/>
-    <w:basedOn w:val="764"/>
+    <w:basedOn w:val="931"/>
     <w:uiPriority w:val="99"/>
     <w:pPr>
       <w:pBdr/>
@@ -16600,9 +16991,9 @@
       </w:tcPr>
     </w:tblStylePr>
   </w:style>
-  <w:style w:type="table" w:styleId="69">
+  <w:style w:type="table" w:styleId="820">
     <w:name w:val="List Table 1 Light - Accent 1"/>
-    <w:basedOn w:val="764"/>
+    <w:basedOn w:val="931"/>
     <w:uiPriority w:val="99"/>
     <w:pPr>
       <w:pBdr/>
@@ -16816,9 +17207,9 @@
       </w:tcPr>
     </w:tblStylePr>
   </w:style>
-  <w:style w:type="table" w:styleId="70">
+  <w:style w:type="table" w:styleId="821">
     <w:name w:val="List Table 1 Light - Accent 2"/>
-    <w:basedOn w:val="764"/>
+    <w:basedOn w:val="931"/>
     <w:uiPriority w:val="99"/>
     <w:pPr>
       <w:pBdr/>
@@ -17032,9 +17423,9 @@
       </w:tcPr>
     </w:tblStylePr>
   </w:style>
-  <w:style w:type="table" w:styleId="71">
+  <w:style w:type="table" w:styleId="822">
     <w:name w:val="List Table 1 Light - Accent 3"/>
-    <w:basedOn w:val="764"/>
+    <w:basedOn w:val="931"/>
     <w:uiPriority w:val="99"/>
     <w:pPr>
       <w:pBdr/>
@@ -17248,9 +17639,9 @@
       </w:tcPr>
     </w:tblStylePr>
   </w:style>
-  <w:style w:type="table" w:styleId="72">
+  <w:style w:type="table" w:styleId="823">
     <w:name w:val="List Table 1 Light - Accent 4"/>
-    <w:basedOn w:val="764"/>
+    <w:basedOn w:val="931"/>
     <w:uiPriority w:val="99"/>
     <w:pPr>
       <w:pBdr/>
@@ -17464,9 +17855,9 @@
       </w:tcPr>
     </w:tblStylePr>
   </w:style>
-  <w:style w:type="table" w:styleId="73">
+  <w:style w:type="table" w:styleId="824">
     <w:name w:val="List Table 1 Light - Accent 5"/>
-    <w:basedOn w:val="764"/>
+    <w:basedOn w:val="931"/>
     <w:uiPriority w:val="99"/>
     <w:pPr>
       <w:pBdr/>
@@ -17680,9 +18071,9 @@
       </w:tcPr>
     </w:tblStylePr>
   </w:style>
-  <w:style w:type="table" w:styleId="74">
+  <w:style w:type="table" w:styleId="825">
     <w:name w:val="List Table 1 Light - Accent 6"/>
-    <w:basedOn w:val="764"/>
+    <w:basedOn w:val="931"/>
     <w:uiPriority w:val="99"/>
     <w:pPr>
       <w:pBdr/>
@@ -17896,9 +18287,9 @@
       </w:tcPr>
     </w:tblStylePr>
   </w:style>
-  <w:style w:type="table" w:styleId="75">
+  <w:style w:type="table" w:styleId="826">
     <w:name w:val="List Table 2"/>
-    <w:basedOn w:val="764"/>
+    <w:basedOn w:val="931"/>
     <w:uiPriority w:val="99"/>
     <w:pPr>
       <w:pBdr/>
@@ -18134,9 +18525,9 @@
       </w:tcPr>
     </w:tblStylePr>
   </w:style>
-  <w:style w:type="table" w:styleId="76">
+  <w:style w:type="table" w:styleId="827">
     <w:name w:val="List Table 2 - Accent 1"/>
-    <w:basedOn w:val="764"/>
+    <w:basedOn w:val="931"/>
     <w:uiPriority w:val="99"/>
     <w:pPr>
       <w:pBdr/>
@@ -18372,9 +18763,9 @@
       </w:tcPr>
     </w:tblStylePr>
   </w:style>
-  <w:style w:type="table" w:styleId="77">
+  <w:style w:type="table" w:styleId="828">
     <w:name w:val="List Table 2 - Accent 2"/>
-    <w:basedOn w:val="764"/>
+    <w:basedOn w:val="931"/>
     <w:uiPriority w:val="99"/>
     <w:pPr>
       <w:pBdr/>
@@ -18610,9 +19001,9 @@
       </w:tcPr>
     </w:tblStylePr>
   </w:style>
-  <w:style w:type="table" w:styleId="78">
+  <w:style w:type="table" w:styleId="829">
     <w:name w:val="List Table 2 - Accent 3"/>
-    <w:basedOn w:val="764"/>
+    <w:basedOn w:val="931"/>
     <w:uiPriority w:val="99"/>
     <w:pPr>
       <w:pBdr/>
@@ -18848,9 +19239,9 @@
       </w:tcPr>
     </w:tblStylePr>
   </w:style>
-  <w:style w:type="table" w:styleId="79">
+  <w:style w:type="table" w:styleId="830">
     <w:name w:val="List Table 2 - Accent 4"/>
-    <w:basedOn w:val="764"/>
+    <w:basedOn w:val="931"/>
     <w:uiPriority w:val="99"/>
     <w:pPr>
       <w:pBdr/>
@@ -19086,9 +19477,9 @@
       </w:tcPr>
     </w:tblStylePr>
   </w:style>
-  <w:style w:type="table" w:styleId="80">
+  <w:style w:type="table" w:styleId="831">
     <w:name w:val="List Table 2 - Accent 5"/>
-    <w:basedOn w:val="764"/>
+    <w:basedOn w:val="931"/>
     <w:uiPriority w:val="99"/>
     <w:pPr>
       <w:pBdr/>
@@ -19324,9 +19715,9 @@
       </w:tcPr>
     </w:tblStylePr>
   </w:style>
-  <w:style w:type="table" w:styleId="81">
+  <w:style w:type="table" w:styleId="832">
     <w:name w:val="List Table 2 - Accent 6"/>
-    <w:basedOn w:val="764"/>
+    <w:basedOn w:val="931"/>
     <w:uiPriority w:val="99"/>
     <w:pPr>
       <w:pBdr/>
@@ -19562,9 +19953,9 @@
       </w:tcPr>
     </w:tblStylePr>
   </w:style>
-  <w:style w:type="table" w:styleId="82">
+  <w:style w:type="table" w:styleId="833">
     <w:name w:val="List Table 3"/>
-    <w:basedOn w:val="764"/>
+    <w:basedOn w:val="931"/>
     <w:uiPriority w:val="99"/>
     <w:pPr>
       <w:pBdr/>
@@ -19790,9 +20181,9 @@
       </w:tcPr>
     </w:tblStylePr>
   </w:style>
-  <w:style w:type="table" w:styleId="83">
+  <w:style w:type="table" w:styleId="834">
     <w:name w:val="List Table 3 - Accent 1"/>
-    <w:basedOn w:val="764"/>
+    <w:basedOn w:val="931"/>
     <w:uiPriority w:val="99"/>
     <w:pPr>
       <w:pBdr/>
@@ -20018,9 +20409,9 @@
       </w:tcPr>
     </w:tblStylePr>
   </w:style>
-  <w:style w:type="table" w:styleId="84">
+  <w:style w:type="table" w:styleId="835">
     <w:name w:val="List Table 3 - Accent 2"/>
-    <w:basedOn w:val="764"/>
+    <w:basedOn w:val="931"/>
     <w:uiPriority w:val="99"/>
     <w:pPr>
       <w:pBdr/>
@@ -20246,9 +20637,9 @@
       </w:tcPr>
     </w:tblStylePr>
   </w:style>
-  <w:style w:type="table" w:styleId="85">
+  <w:style w:type="table" w:styleId="836">
     <w:name w:val="List Table 3 - Accent 3"/>
-    <w:basedOn w:val="764"/>
+    <w:basedOn w:val="931"/>
     <w:uiPriority w:val="99"/>
     <w:pPr>
       <w:pBdr/>
@@ -20474,9 +20865,9 @@
       </w:tcPr>
     </w:tblStylePr>
   </w:style>
-  <w:style w:type="table" w:styleId="86">
+  <w:style w:type="table" w:styleId="837">
     <w:name w:val="List Table 3 - Accent 4"/>
-    <w:basedOn w:val="764"/>
+    <w:basedOn w:val="931"/>
     <w:uiPriority w:val="99"/>
     <w:pPr>
       <w:pBdr/>
@@ -20702,9 +21093,9 @@
       </w:tcPr>
     </w:tblStylePr>
   </w:style>
-  <w:style w:type="table" w:styleId="87">
+  <w:style w:type="table" w:styleId="838">
     <w:name w:val="List Table 3 - Accent 5"/>
-    <w:basedOn w:val="764"/>
+    <w:basedOn w:val="931"/>
     <w:uiPriority w:val="99"/>
     <w:pPr>
       <w:pBdr/>
@@ -20930,9 +21321,9 @@
       </w:tcPr>
     </w:tblStylePr>
   </w:style>
-  <w:style w:type="table" w:styleId="88">
+  <w:style w:type="table" w:styleId="839">
     <w:name w:val="List Table 3 - Accent 6"/>
-    <w:basedOn w:val="764"/>
+    <w:basedOn w:val="931"/>
     <w:uiPriority w:val="99"/>
     <w:pPr>
       <w:pBdr/>
@@ -21158,9 +21549,9 @@
       </w:tcPr>
     </w:tblStylePr>
   </w:style>
-  <w:style w:type="table" w:styleId="89">
+  <w:style w:type="table" w:styleId="840">
     <w:name w:val="List Table 4"/>
-    <w:basedOn w:val="764"/>
+    <w:basedOn w:val="931"/>
     <w:uiPriority w:val="99"/>
     <w:pPr>
       <w:pBdr/>
@@ -21383,9 +21774,9 @@
       </w:tcPr>
     </w:tblStylePr>
   </w:style>
-  <w:style w:type="table" w:styleId="90">
+  <w:style w:type="table" w:styleId="841">
     <w:name w:val="List Table 4 - Accent 1"/>
-    <w:basedOn w:val="764"/>
+    <w:basedOn w:val="931"/>
     <w:uiPriority w:val="99"/>
     <w:pPr>
       <w:pBdr/>
@@ -21608,9 +21999,9 @@
       </w:tcPr>
     </w:tblStylePr>
   </w:style>
-  <w:style w:type="table" w:styleId="91">
+  <w:style w:type="table" w:styleId="842">
     <w:name w:val="List Table 4 - Accent 2"/>
-    <w:basedOn w:val="764"/>
+    <w:basedOn w:val="931"/>
     <w:uiPriority w:val="99"/>
     <w:pPr>
       <w:pBdr/>
@@ -21833,9 +22224,9 @@
       </w:tcPr>
     </w:tblStylePr>
   </w:style>
-  <w:style w:type="table" w:styleId="92">
+  <w:style w:type="table" w:styleId="843">
     <w:name w:val="List Table 4 - Accent 3"/>
-    <w:basedOn w:val="764"/>
+    <w:basedOn w:val="931"/>
     <w:uiPriority w:val="99"/>
     <w:pPr>
       <w:pBdr/>
@@ -22058,9 +22449,9 @@
       </w:tcPr>
     </w:tblStylePr>
   </w:style>
-  <w:style w:type="table" w:styleId="93">
+  <w:style w:type="table" w:styleId="844">
     <w:name w:val="List Table 4 - Accent 4"/>
-    <w:basedOn w:val="764"/>
+    <w:basedOn w:val="931"/>
     <w:uiPriority w:val="99"/>
     <w:pPr>
       <w:pBdr/>
@@ -22283,9 +22674,9 @@
       </w:tcPr>
     </w:tblStylePr>
   </w:style>
-  <w:style w:type="table" w:styleId="94">
+  <w:style w:type="table" w:styleId="845">
     <w:name w:val="List Table 4 - Accent 5"/>
-    <w:basedOn w:val="764"/>
+    <w:basedOn w:val="931"/>
     <w:uiPriority w:val="99"/>
     <w:pPr>
       <w:pBdr/>
@@ -22508,9 +22899,9 @@
       </w:tcPr>
     </w:tblStylePr>
   </w:style>
-  <w:style w:type="table" w:styleId="95">
+  <w:style w:type="table" w:styleId="846">
     <w:name w:val="List Table 4 - Accent 6"/>
-    <w:basedOn w:val="764"/>
+    <w:basedOn w:val="931"/>
     <w:uiPriority w:val="99"/>
     <w:pPr>
       <w:pBdr/>
@@ -22733,9 +23124,9 @@
       </w:tcPr>
     </w:tblStylePr>
   </w:style>
-  <w:style w:type="table" w:styleId="96">
+  <w:style w:type="table" w:styleId="847">
     <w:name w:val="List Table 5 Dark"/>
-    <w:basedOn w:val="764"/>
+    <w:basedOn w:val="931"/>
     <w:uiPriority w:val="99"/>
     <w:pPr>
       <w:pBdr/>
@@ -22975,9 +23366,9 @@
       </w:tcPr>
     </w:tblStylePr>
   </w:style>
-  <w:style w:type="table" w:styleId="97">
+  <w:style w:type="table" w:styleId="848">
     <w:name w:val="List Table 5 Dark - Accent 1"/>
-    <w:basedOn w:val="764"/>
+    <w:basedOn w:val="931"/>
     <w:uiPriority w:val="99"/>
     <w:pPr>
       <w:pBdr/>
@@ -23217,9 +23608,9 @@
       </w:tcPr>
     </w:tblStylePr>
   </w:style>
-  <w:style w:type="table" w:styleId="98">
+  <w:style w:type="table" w:styleId="849">
     <w:name w:val="List Table 5 Dark - Accent 2"/>
-    <w:basedOn w:val="764"/>
+    <w:basedOn w:val="931"/>
     <w:uiPriority w:val="99"/>
     <w:pPr>
       <w:pBdr/>
@@ -23459,9 +23850,9 @@
       </w:tcPr>
     </w:tblStylePr>
   </w:style>
-  <w:style w:type="table" w:styleId="99">
+  <w:style w:type="table" w:styleId="850">
     <w:name w:val="List Table 5 Dark - Accent 3"/>
-    <w:basedOn w:val="764"/>
+    <w:basedOn w:val="931"/>
     <w:uiPriority w:val="99"/>
     <w:pPr>
       <w:pBdr/>
@@ -23701,9 +24092,9 @@
       </w:tcPr>
     </w:tblStylePr>
   </w:style>
-  <w:style w:type="table" w:styleId="100">
+  <w:style w:type="table" w:styleId="851">
     <w:name w:val="List Table 5 Dark - Accent 4"/>
-    <w:basedOn w:val="764"/>
+    <w:basedOn w:val="931"/>
     <w:uiPriority w:val="99"/>
     <w:pPr>
       <w:pBdr/>
@@ -23943,9 +24334,9 @@
       </w:tcPr>
     </w:tblStylePr>
   </w:style>
-  <w:style w:type="table" w:styleId="101">
+  <w:style w:type="table" w:styleId="852">
     <w:name w:val="List Table 5 Dark - Accent 5"/>
-    <w:basedOn w:val="764"/>
+    <w:basedOn w:val="931"/>
     <w:uiPriority w:val="99"/>
     <w:pPr>
       <w:pBdr/>
@@ -24185,9 +24576,9 @@
       </w:tcPr>
     </w:tblStylePr>
   </w:style>
-  <w:style w:type="table" w:styleId="102">
+  <w:style w:type="table" w:styleId="853">
     <w:name w:val="List Table 5 Dark - Accent 6"/>
-    <w:basedOn w:val="764"/>
+    <w:basedOn w:val="931"/>
     <w:uiPriority w:val="99"/>
     <w:pPr>
       <w:pBdr/>
@@ -24427,9 +24818,9 @@
       </w:tcPr>
     </w:tblStylePr>
   </w:style>
-  <w:style w:type="table" w:styleId="103">
+  <w:style w:type="table" w:styleId="854">
     <w:name w:val="List Table 6 Colorful"/>
-    <w:basedOn w:val="764"/>
+    <w:basedOn w:val="931"/>
     <w:uiPriority w:val="99"/>
     <w:pPr>
       <w:pBdr/>
@@ -24650,9 +25041,9 @@
       </w:tcPr>
     </w:tblStylePr>
   </w:style>
-  <w:style w:type="table" w:styleId="104">
+  <w:style w:type="table" w:styleId="855">
     <w:name w:val="List Table 6 Colorful - Accent 1"/>
-    <w:basedOn w:val="764"/>
+    <w:basedOn w:val="931"/>
     <w:uiPriority w:val="99"/>
     <w:pPr>
       <w:pBdr/>
@@ -24873,9 +25264,9 @@
       </w:tcPr>
     </w:tblStylePr>
   </w:style>
-  <w:style w:type="table" w:styleId="105">
+  <w:style w:type="table" w:styleId="856">
     <w:name w:val="List Table 6 Colorful - Accent 2"/>
-    <w:basedOn w:val="764"/>
+    <w:basedOn w:val="931"/>
     <w:uiPriority w:val="99"/>
     <w:pPr>
       <w:pBdr/>
@@ -25096,9 +25487,9 @@
       </w:tcPr>
     </w:tblStylePr>
   </w:style>
-  <w:style w:type="table" w:styleId="106">
+  <w:style w:type="table" w:styleId="857">
     <w:name w:val="List Table 6 Colorful - Accent 3"/>
-    <w:basedOn w:val="764"/>
+    <w:basedOn w:val="931"/>
     <w:uiPriority w:val="99"/>
     <w:pPr>
       <w:pBdr/>
@@ -25319,9 +25710,9 @@
       </w:tcPr>
     </w:tblStylePr>
   </w:style>
-  <w:style w:type="table" w:styleId="107">
+  <w:style w:type="table" w:styleId="858">
     <w:name w:val="List Table 6 Colorful - Accent 4"/>
-    <w:basedOn w:val="764"/>
+    <w:basedOn w:val="931"/>
     <w:uiPriority w:val="99"/>
     <w:pPr>
       <w:pBdr/>
@@ -25542,9 +25933,9 @@
       </w:tcPr>
     </w:tblStylePr>
   </w:style>
-  <w:style w:type="table" w:styleId="108">
+  <w:style w:type="table" w:styleId="859">
     <w:name w:val="List Table 6 Colorful - Accent 5"/>
-    <w:basedOn w:val="764"/>
+    <w:basedOn w:val="931"/>
     <w:uiPriority w:val="99"/>
     <w:pPr>
       <w:pBdr/>
@@ -25765,9 +26156,9 @@
       </w:tcPr>
     </w:tblStylePr>
   </w:style>
-  <w:style w:type="table" w:styleId="109">
+  <w:style w:type="table" w:styleId="860">
     <w:name w:val="List Table 6 Colorful - Accent 6"/>
-    <w:basedOn w:val="764"/>
+    <w:basedOn w:val="931"/>
     <w:uiPriority w:val="99"/>
     <w:pPr>
       <w:pBdr/>
@@ -25988,9 +26379,9 @@
       </w:tcPr>
     </w:tblStylePr>
   </w:style>
-  <w:style w:type="table" w:styleId="110">
+  <w:style w:type="table" w:styleId="861">
     <w:name w:val="List Table 7 Colorful"/>
-    <w:basedOn w:val="764"/>
+    <w:basedOn w:val="931"/>
     <w:uiPriority w:val="99"/>
     <w:pPr>
       <w:pBdr/>
@@ -26089,11 +26480,11 @@
         <w:tblBorders/>
       </w:tblPr>
       <w:tcPr>
-        <w:shd w:color="ffffff"/>
+        <w:shd w:val="clear" w:color="ffffff"/>
         <w:tcBorders>
-          <w:top w:val="none"/>
-          <w:left w:val="none"/>
-          <w:bottom w:val="none"/>
+          <w:top w:val="none" w:color="000000" w:sz="4" w:space="0"/>
+          <w:left w:val="none" w:color="000000" w:sz="4" w:space="0"/>
+          <w:bottom w:val="none" w:color="000000" w:sz="4" w:space="0"/>
           <w:right w:val="single" w:color="000000" w:themeColor="text1" w:themeTint="80" w:sz="4" w:space="0"/>
         </w:tcBorders>
       </w:tcPr>
@@ -26116,10 +26507,10 @@
       <w:tcPr>
         <w:shd w:val="clear" w:color="ffffff" w:themeColor="light1" w:fill="ffffff" w:themeFill="light1"/>
         <w:tcBorders>
-          <w:top w:val="none"/>
-          <w:left w:val="none"/>
+          <w:top w:val="none" w:color="000000" w:sz="4" w:space="0"/>
+          <w:left w:val="none" w:color="000000" w:sz="4" w:space="0"/>
           <w:bottom w:val="single" w:color="000000" w:themeColor="text1" w:themeTint="80" w:sz="4" w:space="0"/>
-          <w:right w:val="none"/>
+          <w:right w:val="none" w:color="000000" w:sz="4" w:space="0"/>
         </w:tcBorders>
       </w:tcPr>
     </w:tblStylePr>
@@ -26139,12 +26530,12 @@
         <w:tblBorders/>
       </w:tblPr>
       <w:tcPr>
-        <w:shd w:color="ffffff"/>
+        <w:shd w:val="clear" w:color="ffffff"/>
         <w:tcBorders>
-          <w:top w:val="none"/>
+          <w:top w:val="none" w:color="000000" w:sz="4" w:space="0"/>
           <w:left w:val="single" w:color="000000" w:themeColor="text1" w:themeTint="80" w:sz="4" w:space="0"/>
-          <w:bottom w:val="none"/>
-          <w:right w:val="none"/>
+          <w:bottom w:val="none" w:color="000000" w:sz="4" w:space="0"/>
+          <w:right w:val="none" w:color="000000" w:sz="4" w:space="0"/>
         </w:tcBorders>
       </w:tcPr>
     </w:tblStylePr>
@@ -26167,9 +26558,9 @@
         <w:shd w:val="clear" w:color="ffffff" w:themeColor="light1" w:fill="ffffff" w:themeFill="light1"/>
         <w:tcBorders>
           <w:top w:val="single" w:color="000000" w:themeColor="text1" w:themeTint="80" w:sz="4" w:space="0"/>
-          <w:left w:val="none"/>
-          <w:bottom w:val="none"/>
-          <w:right w:val="none"/>
+          <w:left w:val="none" w:color="000000" w:sz="4" w:space="0"/>
+          <w:bottom w:val="none" w:color="000000" w:sz="4" w:space="0"/>
+          <w:right w:val="none" w:color="000000" w:sz="4" w:space="0"/>
         </w:tcBorders>
       </w:tcPr>
     </w:tblStylePr>
@@ -26244,9 +26635,9 @@
       </w:tcPr>
     </w:tblStylePr>
   </w:style>
-  <w:style w:type="table" w:styleId="111">
+  <w:style w:type="table" w:styleId="862">
     <w:name w:val="List Table 7 Colorful - Accent 1"/>
-    <w:basedOn w:val="764"/>
+    <w:basedOn w:val="931"/>
     <w:uiPriority w:val="99"/>
     <w:pPr>
       <w:pBdr/>
@@ -26345,11 +26736,11 @@
         <w:tblBorders/>
       </w:tblPr>
       <w:tcPr>
-        <w:shd w:color="ffffff"/>
+        <w:shd w:val="clear" w:color="ffffff"/>
         <w:tcBorders>
-          <w:top w:val="none"/>
-          <w:left w:val="none"/>
-          <w:bottom w:val="none"/>
+          <w:top w:val="none" w:color="000000" w:sz="4" w:space="0"/>
+          <w:left w:val="none" w:color="000000" w:sz="4" w:space="0"/>
+          <w:bottom w:val="none" w:color="000000" w:sz="4" w:space="0"/>
           <w:right w:val="single" w:color="000000" w:themeColor="accent1" w:sz="4" w:space="0"/>
         </w:tcBorders>
       </w:tcPr>
@@ -26372,10 +26763,10 @@
       <w:tcPr>
         <w:shd w:val="clear" w:color="ffffff" w:themeColor="light1" w:fill="ffffff" w:themeFill="light1"/>
         <w:tcBorders>
-          <w:top w:val="none"/>
-          <w:left w:val="none"/>
+          <w:top w:val="none" w:color="000000" w:sz="4" w:space="0"/>
+          <w:left w:val="none" w:color="000000" w:sz="4" w:space="0"/>
           <w:bottom w:val="single" w:color="000000" w:themeColor="accent1" w:sz="4" w:space="0"/>
-          <w:right w:val="none"/>
+          <w:right w:val="none" w:color="000000" w:sz="4" w:space="0"/>
         </w:tcBorders>
       </w:tcPr>
     </w:tblStylePr>
@@ -26395,12 +26786,12 @@
         <w:tblBorders/>
       </w:tblPr>
       <w:tcPr>
-        <w:shd w:color="ffffff"/>
+        <w:shd w:val="clear" w:color="ffffff"/>
         <w:tcBorders>
-          <w:top w:val="none"/>
+          <w:top w:val="none" w:color="000000" w:sz="4" w:space="0"/>
           <w:left w:val="single" w:color="000000" w:themeColor="accent1" w:sz="4" w:space="0"/>
-          <w:bottom w:val="none"/>
-          <w:right w:val="none"/>
+          <w:bottom w:val="none" w:color="000000" w:sz="4" w:space="0"/>
+          <w:right w:val="none" w:color="000000" w:sz="4" w:space="0"/>
         </w:tcBorders>
       </w:tcPr>
     </w:tblStylePr>
@@ -26423,9 +26814,9 @@
         <w:shd w:val="clear" w:color="ffffff" w:themeColor="light1" w:fill="ffffff" w:themeFill="light1"/>
         <w:tcBorders>
           <w:top w:val="single" w:color="000000" w:themeColor="accent1" w:sz="4" w:space="0"/>
-          <w:left w:val="none"/>
-          <w:bottom w:val="none"/>
-          <w:right w:val="none"/>
+          <w:left w:val="none" w:color="000000" w:sz="4" w:space="0"/>
+          <w:bottom w:val="none" w:color="000000" w:sz="4" w:space="0"/>
+          <w:right w:val="none" w:color="000000" w:sz="4" w:space="0"/>
         </w:tcBorders>
       </w:tcPr>
     </w:tblStylePr>
@@ -26500,9 +26891,9 @@
       </w:tcPr>
     </w:tblStylePr>
   </w:style>
-  <w:style w:type="table" w:styleId="112">
+  <w:style w:type="table" w:styleId="863">
     <w:name w:val="List Table 7 Colorful - Accent 2"/>
-    <w:basedOn w:val="764"/>
+    <w:basedOn w:val="931"/>
     <w:uiPriority w:val="99"/>
     <w:pPr>
       <w:pBdr/>
@@ -26601,11 +26992,11 @@
         <w:tblBorders/>
       </w:tblPr>
       <w:tcPr>
-        <w:shd w:color="ffffff"/>
+        <w:shd w:val="clear" w:color="ffffff"/>
         <w:tcBorders>
-          <w:top w:val="none"/>
-          <w:left w:val="none"/>
-          <w:bottom w:val="none"/>
+          <w:top w:val="none" w:color="000000" w:sz="4" w:space="0"/>
+          <w:left w:val="none" w:color="000000" w:sz="4" w:space="0"/>
+          <w:bottom w:val="none" w:color="000000" w:sz="4" w:space="0"/>
           <w:right w:val="single" w:color="000000" w:themeColor="accent2" w:themeTint="97" w:sz="4" w:space="0"/>
         </w:tcBorders>
       </w:tcPr>
@@ -26628,10 +27019,10 @@
       <w:tcPr>
         <w:shd w:val="clear" w:color="ffffff" w:themeColor="light1" w:fill="ffffff" w:themeFill="light1"/>
         <w:tcBorders>
-          <w:top w:val="none"/>
-          <w:left w:val="none"/>
+          <w:top w:val="none" w:color="000000" w:sz="4" w:space="0"/>
+          <w:left w:val="none" w:color="000000" w:sz="4" w:space="0"/>
           <w:bottom w:val="single" w:color="000000" w:themeColor="accent2" w:themeTint="97" w:sz="4" w:space="0"/>
-          <w:right w:val="none"/>
+          <w:right w:val="none" w:color="000000" w:sz="4" w:space="0"/>
         </w:tcBorders>
       </w:tcPr>
     </w:tblStylePr>
@@ -26651,12 +27042,12 @@
         <w:tblBorders/>
       </w:tblPr>
       <w:tcPr>
-        <w:shd w:color="ffffff"/>
+        <w:shd w:val="clear" w:color="ffffff"/>
         <w:tcBorders>
-          <w:top w:val="none"/>
+          <w:top w:val="none" w:color="000000" w:sz="4" w:space="0"/>
           <w:left w:val="single" w:color="000000" w:themeColor="accent2" w:themeTint="97" w:sz="4" w:space="0"/>
-          <w:bottom w:val="none"/>
-          <w:right w:val="none"/>
+          <w:bottom w:val="none" w:color="000000" w:sz="4" w:space="0"/>
+          <w:right w:val="none" w:color="000000" w:sz="4" w:space="0"/>
         </w:tcBorders>
       </w:tcPr>
     </w:tblStylePr>
@@ -26679,9 +27070,9 @@
         <w:shd w:val="clear" w:color="ffffff" w:themeColor="light1" w:fill="ffffff" w:themeFill="light1"/>
         <w:tcBorders>
           <w:top w:val="single" w:color="000000" w:themeColor="accent2" w:themeTint="97" w:sz="4" w:space="0"/>
-          <w:left w:val="none"/>
-          <w:bottom w:val="none"/>
-          <w:right w:val="none"/>
+          <w:left w:val="none" w:color="000000" w:sz="4" w:space="0"/>
+          <w:bottom w:val="none" w:color="000000" w:sz="4" w:space="0"/>
+          <w:right w:val="none" w:color="000000" w:sz="4" w:space="0"/>
         </w:tcBorders>
       </w:tcPr>
     </w:tblStylePr>
@@ -26756,9 +27147,9 @@
       </w:tcPr>
     </w:tblStylePr>
   </w:style>
-  <w:style w:type="table" w:styleId="113">
+  <w:style w:type="table" w:styleId="864">
     <w:name w:val="List Table 7 Colorful - Accent 3"/>
-    <w:basedOn w:val="764"/>
+    <w:basedOn w:val="931"/>
     <w:uiPriority w:val="99"/>
     <w:pPr>
       <w:pBdr/>
@@ -26857,11 +27248,11 @@
         <w:tblBorders/>
       </w:tblPr>
       <w:tcPr>
-        <w:shd w:color="ffffff"/>
+        <w:shd w:val="clear" w:color="ffffff"/>
         <w:tcBorders>
-          <w:top w:val="none"/>
-          <w:left w:val="none"/>
-          <w:bottom w:val="none"/>
+          <w:top w:val="none" w:color="000000" w:sz="4" w:space="0"/>
+          <w:left w:val="none" w:color="000000" w:sz="4" w:space="0"/>
+          <w:bottom w:val="none" w:color="000000" w:sz="4" w:space="0"/>
           <w:right w:val="single" w:color="000000" w:themeColor="accent3" w:themeTint="98" w:sz="4" w:space="0"/>
         </w:tcBorders>
       </w:tcPr>
@@ -26884,10 +27275,10 @@
       <w:tcPr>
         <w:shd w:val="clear" w:color="ffffff" w:themeColor="light1" w:fill="ffffff" w:themeFill="light1"/>
         <w:tcBorders>
-          <w:top w:val="none"/>
-          <w:left w:val="none"/>
+          <w:top w:val="none" w:color="000000" w:sz="4" w:space="0"/>
+          <w:left w:val="none" w:color="000000" w:sz="4" w:space="0"/>
           <w:bottom w:val="single" w:color="000000" w:themeColor="accent3" w:themeTint="98" w:sz="4" w:space="0"/>
-          <w:right w:val="none"/>
+          <w:right w:val="none" w:color="000000" w:sz="4" w:space="0"/>
         </w:tcBorders>
       </w:tcPr>
     </w:tblStylePr>
@@ -26907,12 +27298,12 @@
         <w:tblBorders/>
       </w:tblPr>
       <w:tcPr>
-        <w:shd w:color="ffffff"/>
+        <w:shd w:val="clear" w:color="ffffff"/>
         <w:tcBorders>
-          <w:top w:val="none"/>
+          <w:top w:val="none" w:color="000000" w:sz="4" w:space="0"/>
           <w:left w:val="single" w:color="000000" w:themeColor="accent3" w:themeTint="98" w:sz="4" w:space="0"/>
-          <w:bottom w:val="none"/>
-          <w:right w:val="none"/>
+          <w:bottom w:val="none" w:color="000000" w:sz="4" w:space="0"/>
+          <w:right w:val="none" w:color="000000" w:sz="4" w:space="0"/>
         </w:tcBorders>
       </w:tcPr>
     </w:tblStylePr>
@@ -26935,9 +27326,9 @@
         <w:shd w:val="clear" w:color="ffffff" w:themeColor="light1" w:fill="ffffff" w:themeFill="light1"/>
         <w:tcBorders>
           <w:top w:val="single" w:color="000000" w:themeColor="accent3" w:themeTint="98" w:sz="4" w:space="0"/>
-          <w:left w:val="none"/>
-          <w:bottom w:val="none"/>
-          <w:right w:val="none"/>
+          <w:left w:val="none" w:color="000000" w:sz="4" w:space="0"/>
+          <w:bottom w:val="none" w:color="000000" w:sz="4" w:space="0"/>
+          <w:right w:val="none" w:color="000000" w:sz="4" w:space="0"/>
         </w:tcBorders>
       </w:tcPr>
     </w:tblStylePr>
@@ -27012,9 +27403,9 @@
       </w:tcPr>
     </w:tblStylePr>
   </w:style>
-  <w:style w:type="table" w:styleId="114">
+  <w:style w:type="table" w:styleId="865">
     <w:name w:val="List Table 7 Colorful - Accent 4"/>
-    <w:basedOn w:val="764"/>
+    <w:basedOn w:val="931"/>
     <w:uiPriority w:val="99"/>
     <w:pPr>
       <w:pBdr/>
@@ -27113,11 +27504,11 @@
         <w:tblBorders/>
       </w:tblPr>
       <w:tcPr>
-        <w:shd w:color="ffffff"/>
+        <w:shd w:val="clear" w:color="ffffff"/>
         <w:tcBorders>
-          <w:top w:val="none"/>
-          <w:left w:val="none"/>
-          <w:bottom w:val="none"/>
+          <w:top w:val="none" w:color="000000" w:sz="4" w:space="0"/>
+          <w:left w:val="none" w:color="000000" w:sz="4" w:space="0"/>
+          <w:bottom w:val="none" w:color="000000" w:sz="4" w:space="0"/>
           <w:right w:val="single" w:color="000000" w:themeColor="accent4" w:themeTint="9A" w:sz="4" w:space="0"/>
         </w:tcBorders>
       </w:tcPr>
@@ -27140,10 +27531,10 @@
       <w:tcPr>
         <w:shd w:val="clear" w:color="ffffff" w:themeColor="light1" w:fill="ffffff" w:themeFill="light1"/>
         <w:tcBorders>
-          <w:top w:val="none"/>
-          <w:left w:val="none"/>
+          <w:top w:val="none" w:color="000000" w:sz="4" w:space="0"/>
+          <w:left w:val="none" w:color="000000" w:sz="4" w:space="0"/>
           <w:bottom w:val="single" w:color="000000" w:themeColor="accent4" w:themeTint="9A" w:sz="4" w:space="0"/>
-          <w:right w:val="none"/>
+          <w:right w:val="none" w:color="000000" w:sz="4" w:space="0"/>
         </w:tcBorders>
       </w:tcPr>
     </w:tblStylePr>
@@ -27163,12 +27554,12 @@
         <w:tblBorders/>
       </w:tblPr>
       <w:tcPr>
-        <w:shd w:color="ffffff"/>
+        <w:shd w:val="clear" w:color="ffffff"/>
         <w:tcBorders>
-          <w:top w:val="none"/>
+          <w:top w:val="none" w:color="000000" w:sz="4" w:space="0"/>
           <w:left w:val="single" w:color="000000" w:themeColor="accent4" w:themeTint="9A" w:sz="4" w:space="0"/>
-          <w:bottom w:val="none"/>
-          <w:right w:val="none"/>
+          <w:bottom w:val="none" w:color="000000" w:sz="4" w:space="0"/>
+          <w:right w:val="none" w:color="000000" w:sz="4" w:space="0"/>
         </w:tcBorders>
       </w:tcPr>
     </w:tblStylePr>
@@ -27191,9 +27582,9 @@
         <w:shd w:val="clear" w:color="ffffff" w:themeColor="light1" w:fill="ffffff" w:themeFill="light1"/>
         <w:tcBorders>
           <w:top w:val="single" w:color="000000" w:themeColor="accent4" w:themeTint="9A" w:sz="4" w:space="0"/>
-          <w:left w:val="none"/>
-          <w:bottom w:val="none"/>
-          <w:right w:val="none"/>
+          <w:left w:val="none" w:color="000000" w:sz="4" w:space="0"/>
+          <w:bottom w:val="none" w:color="000000" w:sz="4" w:space="0"/>
+          <w:right w:val="none" w:color="000000" w:sz="4" w:space="0"/>
         </w:tcBorders>
       </w:tcPr>
     </w:tblStylePr>
@@ -27268,9 +27659,9 @@
       </w:tcPr>
     </w:tblStylePr>
   </w:style>
-  <w:style w:type="table" w:styleId="115">
+  <w:style w:type="table" w:styleId="866">
     <w:name w:val="List Table 7 Colorful - Accent 5"/>
-    <w:basedOn w:val="764"/>
+    <w:basedOn w:val="931"/>
     <w:uiPriority w:val="99"/>
     <w:pPr>
       <w:pBdr/>
@@ -27369,11 +27760,11 @@
         <w:tblBorders/>
       </w:tblPr>
       <w:tcPr>
-        <w:shd w:color="ffffff"/>
+        <w:shd w:val="clear" w:color="ffffff"/>
         <w:tcBorders>
-          <w:top w:val="none"/>
-          <w:left w:val="none"/>
-          <w:bottom w:val="none"/>
+          <w:top w:val="none" w:color="000000" w:sz="4" w:space="0"/>
+          <w:left w:val="none" w:color="000000" w:sz="4" w:space="0"/>
+          <w:bottom w:val="none" w:color="000000" w:sz="4" w:space="0"/>
           <w:right w:val="single" w:color="000000" w:themeColor="accent5" w:themeTint="9A" w:sz="4" w:space="0"/>
         </w:tcBorders>
       </w:tcPr>
@@ -27396,10 +27787,10 @@
       <w:tcPr>
         <w:shd w:val="clear" w:color="ffffff" w:themeColor="light1" w:fill="ffffff" w:themeFill="light1"/>
         <w:tcBorders>
-          <w:top w:val="none"/>
-          <w:left w:val="none"/>
+          <w:top w:val="none" w:color="000000" w:sz="4" w:space="0"/>
+          <w:left w:val="none" w:color="000000" w:sz="4" w:space="0"/>
           <w:bottom w:val="single" w:color="000000" w:themeColor="accent5" w:themeTint="9A" w:sz="4" w:space="0"/>
-          <w:right w:val="none"/>
+          <w:right w:val="none" w:color="000000" w:sz="4" w:space="0"/>
         </w:tcBorders>
       </w:tcPr>
     </w:tblStylePr>
@@ -27419,12 +27810,12 @@
         <w:tblBorders/>
       </w:tblPr>
       <w:tcPr>
-        <w:shd w:color="ffffff"/>
+        <w:shd w:val="clear" w:color="ffffff"/>
         <w:tcBorders>
-          <w:top w:val="none"/>
+          <w:top w:val="none" w:color="000000" w:sz="4" w:space="0"/>
           <w:left w:val="single" w:color="000000" w:themeColor="accent5" w:themeTint="9A" w:sz="4" w:space="0"/>
-          <w:bottom w:val="none"/>
-          <w:right w:val="none"/>
+          <w:bottom w:val="none" w:color="000000" w:sz="4" w:space="0"/>
+          <w:right w:val="none" w:color="000000" w:sz="4" w:space="0"/>
         </w:tcBorders>
       </w:tcPr>
     </w:tblStylePr>
@@ -27447,9 +27838,9 @@
         <w:shd w:val="clear" w:color="ffffff" w:themeColor="light1" w:fill="ffffff" w:themeFill="light1"/>
         <w:tcBorders>
           <w:top w:val="single" w:color="000000" w:themeColor="accent5" w:themeTint="9A" w:sz="4" w:space="0"/>
-          <w:left w:val="none"/>
-          <w:bottom w:val="none"/>
-          <w:right w:val="none"/>
+          <w:left w:val="none" w:color="000000" w:sz="4" w:space="0"/>
+          <w:bottom w:val="none" w:color="000000" w:sz="4" w:space="0"/>
+          <w:right w:val="none" w:color="000000" w:sz="4" w:space="0"/>
         </w:tcBorders>
       </w:tcPr>
     </w:tblStylePr>
@@ -27524,9 +27915,9 @@
       </w:tcPr>
     </w:tblStylePr>
   </w:style>
-  <w:style w:type="table" w:styleId="116">
+  <w:style w:type="table" w:styleId="867">
     <w:name w:val="List Table 7 Colorful - Accent 6"/>
-    <w:basedOn w:val="764"/>
+    <w:basedOn w:val="931"/>
     <w:uiPriority w:val="99"/>
     <w:pPr>
       <w:pBdr/>
@@ -27625,11 +28016,11 @@
         <w:tblBorders/>
       </w:tblPr>
       <w:tcPr>
-        <w:shd w:color="ffffff"/>
+        <w:shd w:val="clear" w:color="ffffff"/>
         <w:tcBorders>
-          <w:top w:val="none"/>
-          <w:left w:val="none"/>
-          <w:bottom w:val="none"/>
+          <w:top w:val="none" w:color="000000" w:sz="4" w:space="0"/>
+          <w:left w:val="none" w:color="000000" w:sz="4" w:space="0"/>
+          <w:bottom w:val="none" w:color="000000" w:sz="4" w:space="0"/>
           <w:right w:val="single" w:color="000000" w:themeColor="accent6" w:themeTint="98" w:sz="4" w:space="0"/>
         </w:tcBorders>
       </w:tcPr>
@@ -27652,10 +28043,10 @@
       <w:tcPr>
         <w:shd w:val="clear" w:color="ffffff" w:themeColor="light1" w:fill="ffffff" w:themeFill="light1"/>
         <w:tcBorders>
-          <w:top w:val="none"/>
-          <w:left w:val="none"/>
+          <w:top w:val="none" w:color="000000" w:sz="4" w:space="0"/>
+          <w:left w:val="none" w:color="000000" w:sz="4" w:space="0"/>
           <w:bottom w:val="single" w:color="000000" w:themeColor="accent6" w:themeTint="98" w:sz="4" w:space="0"/>
-          <w:right w:val="none"/>
+          <w:right w:val="none" w:color="000000" w:sz="4" w:space="0"/>
         </w:tcBorders>
       </w:tcPr>
     </w:tblStylePr>
@@ -27675,12 +28066,12 @@
         <w:tblBorders/>
       </w:tblPr>
       <w:tcPr>
-        <w:shd w:color="ffffff"/>
+        <w:shd w:val="clear" w:color="ffffff"/>
         <w:tcBorders>
-          <w:top w:val="none"/>
+          <w:top w:val="none" w:color="000000" w:sz="4" w:space="0"/>
           <w:left w:val="single" w:color="000000" w:themeColor="accent6" w:themeTint="98" w:sz="4" w:space="0"/>
-          <w:bottom w:val="none"/>
-          <w:right w:val="none"/>
+          <w:bottom w:val="none" w:color="000000" w:sz="4" w:space="0"/>
+          <w:right w:val="none" w:color="000000" w:sz="4" w:space="0"/>
         </w:tcBorders>
       </w:tcPr>
     </w:tblStylePr>
@@ -27703,9 +28094,9 @@
         <w:shd w:val="clear" w:color="ffffff" w:themeColor="light1" w:fill="ffffff" w:themeFill="light1"/>
         <w:tcBorders>
           <w:top w:val="single" w:color="000000" w:themeColor="accent6" w:themeTint="98" w:sz="4" w:space="0"/>
-          <w:left w:val="none"/>
-          <w:bottom w:val="none"/>
-          <w:right w:val="none"/>
+          <w:left w:val="none" w:color="000000" w:sz="4" w:space="0"/>
+          <w:bottom w:val="none" w:color="000000" w:sz="4" w:space="0"/>
+          <w:right w:val="none" w:color="000000" w:sz="4" w:space="0"/>
         </w:tcBorders>
       </w:tcPr>
     </w:tblStylePr>
@@ -27780,9 +28171,9 @@
       </w:tcPr>
     </w:tblStylePr>
   </w:style>
-  <w:style w:type="table" w:styleId="117">
+  <w:style w:type="table" w:styleId="868">
     <w:name w:val="Lined - Accent"/>
-    <w:basedOn w:val="764"/>
+    <w:basedOn w:val="931"/>
     <w:uiPriority w:val="99"/>
     <w:pPr>
       <w:pBdr/>
@@ -28017,9 +28408,9 @@
       </w:tcPr>
     </w:tblStylePr>
   </w:style>
-  <w:style w:type="table" w:styleId="118">
+  <w:style w:type="table" w:styleId="869">
     <w:name w:val="Lined - Accent 1"/>
-    <w:basedOn w:val="764"/>
+    <w:basedOn w:val="931"/>
     <w:uiPriority w:val="99"/>
     <w:pPr>
       <w:pBdr/>
@@ -28254,9 +28645,9 @@
       </w:tcPr>
     </w:tblStylePr>
   </w:style>
-  <w:style w:type="table" w:styleId="119">
+  <w:style w:type="table" w:styleId="870">
     <w:name w:val="Lined - Accent 2"/>
-    <w:basedOn w:val="764"/>
+    <w:basedOn w:val="931"/>
     <w:uiPriority w:val="99"/>
     <w:pPr>
       <w:pBdr/>
@@ -28491,9 +28882,9 @@
       </w:tcPr>
     </w:tblStylePr>
   </w:style>
-  <w:style w:type="table" w:styleId="120">
+  <w:style w:type="table" w:styleId="871">
     <w:name w:val="Lined - Accent 3"/>
-    <w:basedOn w:val="764"/>
+    <w:basedOn w:val="931"/>
     <w:uiPriority w:val="99"/>
     <w:pPr>
       <w:pBdr/>
@@ -28728,9 +29119,9 @@
       </w:tcPr>
     </w:tblStylePr>
   </w:style>
-  <w:style w:type="table" w:styleId="121">
+  <w:style w:type="table" w:styleId="872">
     <w:name w:val="Lined - Accent 4"/>
-    <w:basedOn w:val="764"/>
+    <w:basedOn w:val="931"/>
     <w:uiPriority w:val="99"/>
     <w:pPr>
       <w:pBdr/>
@@ -28965,9 +29356,9 @@
       </w:tcPr>
     </w:tblStylePr>
   </w:style>
-  <w:style w:type="table" w:styleId="122">
+  <w:style w:type="table" w:styleId="873">
     <w:name w:val="Lined - Accent 5"/>
-    <w:basedOn w:val="764"/>
+    <w:basedOn w:val="931"/>
     <w:uiPriority w:val="99"/>
     <w:pPr>
       <w:pBdr/>
@@ -29202,9 +29593,9 @@
       </w:tcPr>
     </w:tblStylePr>
   </w:style>
-  <w:style w:type="table" w:styleId="123">
+  <w:style w:type="table" w:styleId="874">
     <w:name w:val="Lined - Accent 6"/>
-    <w:basedOn w:val="764"/>
+    <w:basedOn w:val="931"/>
     <w:uiPriority w:val="99"/>
     <w:pPr>
       <w:pBdr/>
@@ -29439,9 +29830,9 @@
       </w:tcPr>
     </w:tblStylePr>
   </w:style>
-  <w:style w:type="table" w:styleId="124">
+  <w:style w:type="table" w:styleId="875">
     <w:name w:val="Bordered &amp; Lined - Accent"/>
-    <w:basedOn w:val="764"/>
+    <w:basedOn w:val="931"/>
     <w:uiPriority w:val="99"/>
     <w:pPr>
       <w:pBdr/>
@@ -29683,9 +30074,9 @@
       </w:tcPr>
     </w:tblStylePr>
   </w:style>
-  <w:style w:type="table" w:styleId="125">
+  <w:style w:type="table" w:styleId="876">
     <w:name w:val="Bordered &amp; Lined - Accent 1"/>
-    <w:basedOn w:val="764"/>
+    <w:basedOn w:val="931"/>
     <w:uiPriority w:val="99"/>
     <w:pPr>
       <w:pBdr/>
@@ -29927,9 +30318,9 @@
       </w:tcPr>
     </w:tblStylePr>
   </w:style>
-  <w:style w:type="table" w:styleId="126">
+  <w:style w:type="table" w:styleId="877">
     <w:name w:val="Bordered &amp; Lined - Accent 2"/>
-    <w:basedOn w:val="764"/>
+    <w:basedOn w:val="931"/>
     <w:uiPriority w:val="99"/>
     <w:pPr>
       <w:pBdr/>
@@ -30171,9 +30562,9 @@
       </w:tcPr>
     </w:tblStylePr>
   </w:style>
-  <w:style w:type="table" w:styleId="127">
+  <w:style w:type="table" w:styleId="878">
     <w:name w:val="Bordered &amp; Lined - Accent 3"/>
-    <w:basedOn w:val="764"/>
+    <w:basedOn w:val="931"/>
     <w:uiPriority w:val="99"/>
     <w:pPr>
       <w:pBdr/>
@@ -30415,9 +30806,9 @@
       </w:tcPr>
     </w:tblStylePr>
   </w:style>
-  <w:style w:type="table" w:styleId="128">
+  <w:style w:type="table" w:styleId="879">
     <w:name w:val="Bordered &amp; Lined - Accent 4"/>
-    <w:basedOn w:val="764"/>
+    <w:basedOn w:val="931"/>
     <w:uiPriority w:val="99"/>
     <w:pPr>
       <w:pBdr/>
@@ -30659,9 +31050,9 @@
       </w:tcPr>
     </w:tblStylePr>
   </w:style>
-  <w:style w:type="table" w:styleId="129">
+  <w:style w:type="table" w:styleId="880">
     <w:name w:val="Bordered &amp; Lined - Accent 5"/>
-    <w:basedOn w:val="764"/>
+    <w:basedOn w:val="931"/>
     <w:uiPriority w:val="99"/>
     <w:pPr>
       <w:pBdr/>
@@ -30903,9 +31294,9 @@
       </w:tcPr>
     </w:tblStylePr>
   </w:style>
-  <w:style w:type="table" w:styleId="130">
+  <w:style w:type="table" w:styleId="881">
     <w:name w:val="Bordered &amp; Lined - Accent 6"/>
-    <w:basedOn w:val="764"/>
+    <w:basedOn w:val="931"/>
     <w:uiPriority w:val="99"/>
     <w:pPr>
       <w:pBdr/>
@@ -31147,9 +31538,9 @@
       </w:tcPr>
     </w:tblStylePr>
   </w:style>
-  <w:style w:type="table" w:styleId="131">
+  <w:style w:type="table" w:styleId="882">
     <w:name w:val="Bordered"/>
-    <w:basedOn w:val="764"/>
+    <w:basedOn w:val="931"/>
     <w:uiPriority w:val="99"/>
     <w:pPr>
       <w:pBdr/>
@@ -31378,9 +31769,9 @@
       </w:tcPr>
     </w:tblStylePr>
   </w:style>
-  <w:style w:type="table" w:styleId="132">
+  <w:style w:type="table" w:styleId="883">
     <w:name w:val="Bordered - Accent 1"/>
-    <w:basedOn w:val="764"/>
+    <w:basedOn w:val="931"/>
     <w:uiPriority w:val="99"/>
     <w:pPr>
       <w:pBdr/>
@@ -31609,9 +32000,9 @@
       </w:tcPr>
     </w:tblStylePr>
   </w:style>
-  <w:style w:type="table" w:styleId="133">
+  <w:style w:type="table" w:styleId="884">
     <w:name w:val="Bordered - Accent 2"/>
-    <w:basedOn w:val="764"/>
+    <w:basedOn w:val="931"/>
     <w:uiPriority w:val="99"/>
     <w:pPr>
       <w:pBdr/>
@@ -31840,9 +32231,9 @@
       </w:tcPr>
     </w:tblStylePr>
   </w:style>
-  <w:style w:type="table" w:styleId="134">
+  <w:style w:type="table" w:styleId="885">
     <w:name w:val="Bordered - Accent 3"/>
-    <w:basedOn w:val="764"/>
+    <w:basedOn w:val="931"/>
     <w:uiPriority w:val="99"/>
     <w:pPr>
       <w:pBdr/>
@@ -32071,9 +32462,9 @@
       </w:tcPr>
     </w:tblStylePr>
   </w:style>
-  <w:style w:type="table" w:styleId="135">
+  <w:style w:type="table" w:styleId="886">
     <w:name w:val="Bordered - Accent 4"/>
-    <w:basedOn w:val="764"/>
+    <w:basedOn w:val="931"/>
     <w:uiPriority w:val="99"/>
     <w:pPr>
       <w:pBdr/>
@@ -32302,9 +32693,9 @@
       </w:tcPr>
     </w:tblStylePr>
   </w:style>
-  <w:style w:type="table" w:styleId="136">
+  <w:style w:type="table" w:styleId="887">
     <w:name w:val="Bordered - Accent 5"/>
-    <w:basedOn w:val="764"/>
+    <w:basedOn w:val="931"/>
     <w:uiPriority w:val="99"/>
     <w:pPr>
       <w:pBdr/>
@@ -32533,9 +32924,9 @@
       </w:tcPr>
     </w:tblStylePr>
   </w:style>
-  <w:style w:type="table" w:styleId="137">
+  <w:style w:type="table" w:styleId="888">
     <w:name w:val="Bordered - Accent 6"/>
-    <w:basedOn w:val="764"/>
+    <w:basedOn w:val="931"/>
     <w:uiPriority w:val="99"/>
     <w:pPr>
       <w:pBdr/>
@@ -32764,11 +33155,11 @@
       </w:tcPr>
     </w:tblStylePr>
   </w:style>
-  <w:style w:type="paragraph" w:styleId="145">
+  <w:style w:type="paragraph" w:styleId="889">
     <w:name w:val="Heading 7"/>
-    <w:basedOn w:val="756"/>
-    <w:next w:val="756"/>
-    <w:link w:val="156"/>
+    <w:basedOn w:val="923"/>
+    <w:next w:val="923"/>
+    <w:link w:val="898"/>
     <w:uiPriority w:val="9"/>
     <w:unhideWhenUsed/>
     <w:qFormat/>
@@ -32785,11 +33176,11 @@
       <w:color w:val="595959" w:themeColor="text1" w:themeTint="A6"/>
     </w:rPr>
   </w:style>
-  <w:style w:type="paragraph" w:styleId="146">
+  <w:style w:type="paragraph" w:styleId="890">
     <w:name w:val="Heading 8"/>
-    <w:basedOn w:val="756"/>
-    <w:next w:val="756"/>
-    <w:link w:val="157"/>
+    <w:basedOn w:val="923"/>
+    <w:next w:val="923"/>
+    <w:link w:val="899"/>
     <w:uiPriority w:val="9"/>
     <w:unhideWhenUsed/>
     <w:qFormat/>
@@ -32808,11 +33199,11 @@
       <w:color w:val="272727" w:themeColor="text1" w:themeTint="D8"/>
     </w:rPr>
   </w:style>
-  <w:style w:type="paragraph" w:styleId="147">
+  <w:style w:type="paragraph" w:styleId="891">
     <w:name w:val="Heading 9"/>
-    <w:basedOn w:val="756"/>
-    <w:next w:val="756"/>
-    <w:link w:val="158"/>
+    <w:basedOn w:val="923"/>
+    <w:next w:val="923"/>
+    <w:link w:val="900"/>
     <w:uiPriority w:val="9"/>
     <w:unhideWhenUsed/>
     <w:qFormat/>
@@ -32831,10 +33222,10 @@
       <w:color w:val="272727" w:themeColor="text1" w:themeTint="D8"/>
     </w:rPr>
   </w:style>
-  <w:style w:type="character" w:styleId="150">
+  <w:style w:type="character" w:styleId="892">
     <w:name w:val="Heading 1 Char"/>
-    <w:basedOn w:val="763"/>
-    <w:link w:val="757"/>
+    <w:basedOn w:val="930"/>
+    <w:link w:val="924"/>
     <w:uiPriority w:val="9"/>
     <w:pPr>
       <w:pBdr/>
@@ -32848,10 +33239,10 @@
       <w:szCs w:val="40"/>
     </w:rPr>
   </w:style>
-  <w:style w:type="character" w:styleId="151">
+  <w:style w:type="character" w:styleId="893">
     <w:name w:val="Heading 2 Char"/>
-    <w:basedOn w:val="763"/>
-    <w:link w:val="758"/>
+    <w:basedOn w:val="930"/>
+    <w:link w:val="925"/>
     <w:uiPriority w:val="9"/>
     <w:pPr>
       <w:pBdr/>
@@ -32865,10 +33256,10 @@
       <w:szCs w:val="32"/>
     </w:rPr>
   </w:style>
-  <w:style w:type="character" w:styleId="152">
+  <w:style w:type="character" w:styleId="894">
     <w:name w:val="Heading 3 Char"/>
-    <w:basedOn w:val="763"/>
-    <w:link w:val="759"/>
+    <w:basedOn w:val="930"/>
+    <w:link w:val="926"/>
     <w:uiPriority w:val="9"/>
     <w:pPr>
       <w:pBdr/>
@@ -32882,10 +33273,10 @@
       <w:szCs w:val="28"/>
     </w:rPr>
   </w:style>
-  <w:style w:type="character" w:styleId="153">
+  <w:style w:type="character" w:styleId="895">
     <w:name w:val="Heading 4 Char"/>
-    <w:basedOn w:val="763"/>
-    <w:link w:val="760"/>
+    <w:basedOn w:val="930"/>
+    <w:link w:val="927"/>
     <w:uiPriority w:val="9"/>
     <w:pPr>
       <w:pBdr/>
@@ -32899,10 +33290,10 @@
       <w:color w:val="0f4761" w:themeColor="accent1" w:themeShade="BF"/>
     </w:rPr>
   </w:style>
-  <w:style w:type="character" w:styleId="154">
+  <w:style w:type="character" w:styleId="896">
     <w:name w:val="Heading 5 Char"/>
-    <w:basedOn w:val="763"/>
-    <w:link w:val="761"/>
+    <w:basedOn w:val="930"/>
+    <w:link w:val="928"/>
     <w:uiPriority w:val="9"/>
     <w:pPr>
       <w:pBdr/>
@@ -32914,10 +33305,10 @@
       <w:color w:val="0f4761" w:themeColor="accent1" w:themeShade="BF"/>
     </w:rPr>
   </w:style>
-  <w:style w:type="character" w:styleId="155">
+  <w:style w:type="character" w:styleId="897">
     <w:name w:val="Heading 6 Char"/>
-    <w:basedOn w:val="763"/>
-    <w:link w:val="762"/>
+    <w:basedOn w:val="930"/>
+    <w:link w:val="929"/>
     <w:uiPriority w:val="9"/>
     <w:pPr>
       <w:pBdr/>
@@ -32931,10 +33322,10 @@
       <w:color w:val="595959" w:themeColor="text1" w:themeTint="A6"/>
     </w:rPr>
   </w:style>
-  <w:style w:type="character" w:styleId="156">
+  <w:style w:type="character" w:styleId="898">
     <w:name w:val="Heading 7 Char"/>
-    <w:basedOn w:val="763"/>
-    <w:link w:val="145"/>
+    <w:basedOn w:val="930"/>
+    <w:link w:val="889"/>
     <w:uiPriority w:val="9"/>
     <w:pPr>
       <w:pBdr/>
@@ -32946,10 +33337,10 @@
       <w:color w:val="595959" w:themeColor="text1" w:themeTint="A6"/>
     </w:rPr>
   </w:style>
-  <w:style w:type="character" w:styleId="157">
+  <w:style w:type="character" w:styleId="899">
     <w:name w:val="Heading 8 Char"/>
-    <w:basedOn w:val="763"/>
-    <w:link w:val="146"/>
+    <w:basedOn w:val="930"/>
+    <w:link w:val="890"/>
     <w:uiPriority w:val="9"/>
     <w:pPr>
       <w:pBdr/>
@@ -32963,10 +33354,10 @@
       <w:color w:val="272727" w:themeColor="text1" w:themeTint="D8"/>
     </w:rPr>
   </w:style>
-  <w:style w:type="character" w:styleId="158">
+  <w:style w:type="character" w:styleId="900">
     <w:name w:val="Heading 9 Char"/>
-    <w:basedOn w:val="763"/>
-    <w:link w:val="147"/>
+    <w:basedOn w:val="930"/>
+    <w:link w:val="891"/>
     <w:uiPriority w:val="9"/>
     <w:pPr>
       <w:pBdr/>
@@ -32980,10 +33371,10 @@
       <w:color w:val="272727" w:themeColor="text1" w:themeTint="D8"/>
     </w:rPr>
   </w:style>
-  <w:style w:type="character" w:styleId="160">
+  <w:style w:type="character" w:styleId="901">
     <w:name w:val="Title Char"/>
-    <w:basedOn w:val="763"/>
-    <w:link w:val="766"/>
+    <w:basedOn w:val="930"/>
+    <w:link w:val="933"/>
     <w:uiPriority w:val="10"/>
     <w:pPr>
       <w:pBdr/>
@@ -32997,11 +33388,11 @@
       <w:szCs w:val="56"/>
     </w:rPr>
   </w:style>
-  <w:style w:type="paragraph" w:styleId="161">
+  <w:style w:type="paragraph" w:styleId="902">
     <w:name w:val="Subtitle"/>
-    <w:basedOn w:val="756"/>
-    <w:next w:val="756"/>
-    <w:link w:val="162"/>
+    <w:basedOn w:val="923"/>
+    <w:next w:val="923"/>
+    <w:link w:val="903"/>
     <w:uiPriority w:val="11"/>
     <w:qFormat/>
     <w:pPr>
@@ -33019,10 +33410,10 @@
       <w:szCs w:val="28"/>
     </w:rPr>
   </w:style>
-  <w:style w:type="character" w:styleId="162">
+  <w:style w:type="character" w:styleId="903">
     <w:name w:val="Subtitle Char"/>
-    <w:basedOn w:val="763"/>
-    <w:link w:val="161"/>
+    <w:basedOn w:val="930"/>
+    <w:link w:val="902"/>
     <w:uiPriority w:val="11"/>
     <w:pPr>
       <w:pBdr/>
@@ -33036,11 +33427,11 @@
       <w:szCs w:val="28"/>
     </w:rPr>
   </w:style>
-  <w:style w:type="paragraph" w:styleId="163">
+  <w:style w:type="paragraph" w:styleId="904">
     <w:name w:val="Quote"/>
-    <w:basedOn w:val="756"/>
-    <w:next w:val="756"/>
-    <w:link w:val="164"/>
+    <w:basedOn w:val="923"/>
+    <w:next w:val="923"/>
+    <w:link w:val="905"/>
     <w:uiPriority w:val="29"/>
     <w:qFormat/>
     <w:pPr>
@@ -33055,10 +33446,10 @@
       <w:color w:val="404040" w:themeColor="text1" w:themeTint="BF"/>
     </w:rPr>
   </w:style>
-  <w:style w:type="character" w:styleId="164">
+  <w:style w:type="character" w:styleId="905">
     <w:name w:val="Quote Char"/>
-    <w:basedOn w:val="763"/>
-    <w:link w:val="163"/>
+    <w:basedOn w:val="930"/>
+    <w:link w:val="904"/>
     <w:uiPriority w:val="29"/>
     <w:pPr>
       <w:pBdr/>
@@ -33071,9 +33462,9 @@
       <w:color w:val="404040" w:themeColor="text1" w:themeTint="BF"/>
     </w:rPr>
   </w:style>
-  <w:style w:type="character" w:styleId="166">
+  <w:style w:type="character" w:styleId="906">
     <w:name w:val="Intense Emphasis"/>
-    <w:basedOn w:val="763"/>
+    <w:basedOn w:val="930"/>
     <w:uiPriority w:val="21"/>
     <w:qFormat/>
     <w:pPr>
@@ -33087,11 +33478,11 @@
       <w:color w:val="0f4761" w:themeColor="accent1" w:themeShade="BF"/>
     </w:rPr>
   </w:style>
-  <w:style w:type="paragraph" w:styleId="167">
+  <w:style w:type="paragraph" w:styleId="907">
     <w:name w:val="Intense Quote"/>
-    <w:basedOn w:val="756"/>
-    <w:next w:val="756"/>
-    <w:link w:val="168"/>
+    <w:basedOn w:val="923"/>
+    <w:next w:val="923"/>
+    <w:link w:val="908"/>
     <w:uiPriority w:val="30"/>
     <w:qFormat/>
     <w:pPr>
@@ -33109,10 +33500,10 @@
       <w:color w:val="0f4761" w:themeColor="accent1" w:themeShade="BF"/>
     </w:rPr>
   </w:style>
-  <w:style w:type="character" w:styleId="168">
+  <w:style w:type="character" w:styleId="908">
     <w:name w:val="Intense Quote Char"/>
-    <w:basedOn w:val="763"/>
-    <w:link w:val="167"/>
+    <w:basedOn w:val="930"/>
+    <w:link w:val="907"/>
     <w:uiPriority w:val="30"/>
     <w:pPr>
       <w:pBdr/>
@@ -33125,9 +33516,9 @@
       <w:color w:val="0f4761" w:themeColor="accent1" w:themeShade="BF"/>
     </w:rPr>
   </w:style>
-  <w:style w:type="character" w:styleId="169">
+  <w:style w:type="character" w:styleId="909">
     <w:name w:val="Intense Reference"/>
-    <w:basedOn w:val="763"/>
+    <w:basedOn w:val="930"/>
     <w:uiPriority w:val="32"/>
     <w:qFormat/>
     <w:pPr>
@@ -33143,9 +33534,9 @@
       <w:spacing w:val="5"/>
     </w:rPr>
   </w:style>
-  <w:style w:type="paragraph" w:styleId="170">
+  <w:style w:type="paragraph" w:styleId="910">
     <w:name w:val="No Spacing"/>
-    <w:basedOn w:val="756"/>
+    <w:basedOn w:val="923"/>
     <w:uiPriority w:val="1"/>
     <w:qFormat/>
     <w:pPr>
@@ -33154,9 +33545,9 @@
       <w:ind/>
     </w:pPr>
   </w:style>
-  <w:style w:type="character" w:styleId="171">
+  <w:style w:type="character" w:styleId="911">
     <w:name w:val="Subtle Emphasis"/>
-    <w:basedOn w:val="763"/>
+    <w:basedOn w:val="930"/>
     <w:uiPriority w:val="19"/>
     <w:qFormat/>
     <w:pPr>
@@ -33170,9 +33561,9 @@
       <w:color w:val="404040" w:themeColor="text1" w:themeTint="BF"/>
     </w:rPr>
   </w:style>
-  <w:style w:type="character" w:styleId="172">
+  <w:style w:type="character" w:styleId="912">
     <w:name w:val="Emphasis"/>
-    <w:basedOn w:val="763"/>
+    <w:basedOn w:val="930"/>
     <w:uiPriority w:val="20"/>
     <w:qFormat/>
     <w:pPr>
@@ -33185,9 +33576,9 @@
       <w:iCs/>
     </w:rPr>
   </w:style>
-  <w:style w:type="character" w:styleId="174">
+  <w:style w:type="character" w:styleId="913">
     <w:name w:val="Subtle Reference"/>
-    <w:basedOn w:val="763"/>
+    <w:basedOn w:val="930"/>
     <w:uiPriority w:val="31"/>
     <w:qFormat/>
     <w:pPr>
@@ -33200,9 +33591,9 @@
       <w:color w:val="5a5a5a" w:themeColor="text1" w:themeTint="A5"/>
     </w:rPr>
   </w:style>
-  <w:style w:type="character" w:styleId="175">
+  <w:style w:type="character" w:styleId="914">
     <w:name w:val="Book Title"/>
-    <w:basedOn w:val="763"/>
+    <w:basedOn w:val="930"/>
     <w:uiPriority w:val="33"/>
     <w:qFormat/>
     <w:pPr>
@@ -33218,9 +33609,9 @@
       <w:spacing w:val="5"/>
     </w:rPr>
   </w:style>
-  <w:style w:type="character" w:styleId="188">
+  <w:style w:type="character" w:styleId="915">
     <w:name w:val="FollowedHyperlink"/>
-    <w:basedOn w:val="763"/>
+    <w:basedOn w:val="930"/>
     <w:uiPriority w:val="99"/>
     <w:semiHidden/>
     <w:unhideWhenUsed/>
@@ -33234,10 +33625,10 @@
       <w:u w:val="single"/>
     </w:rPr>
   </w:style>
-  <w:style w:type="paragraph" w:styleId="192">
+  <w:style w:type="paragraph" w:styleId="916">
     <w:name w:val="toc 4"/>
-    <w:basedOn w:val="756"/>
-    <w:next w:val="756"/>
+    <w:basedOn w:val="923"/>
+    <w:next w:val="923"/>
     <w:uiPriority w:val="39"/>
     <w:unhideWhenUsed/>
     <w:pPr>
@@ -33246,10 +33637,10 @@
       <w:ind w:left="660"/>
     </w:pPr>
   </w:style>
-  <w:style w:type="paragraph" w:styleId="193">
+  <w:style w:type="paragraph" w:styleId="917">
     <w:name w:val="toc 5"/>
-    <w:basedOn w:val="756"/>
-    <w:next w:val="756"/>
+    <w:basedOn w:val="923"/>
+    <w:next w:val="923"/>
     <w:uiPriority w:val="39"/>
     <w:unhideWhenUsed/>
     <w:pPr>
@@ -33258,10 +33649,10 @@
       <w:ind w:left="880"/>
     </w:pPr>
   </w:style>
-  <w:style w:type="paragraph" w:styleId="194">
+  <w:style w:type="paragraph" w:styleId="918">
     <w:name w:val="toc 6"/>
-    <w:basedOn w:val="756"/>
-    <w:next w:val="756"/>
+    <w:basedOn w:val="923"/>
+    <w:next w:val="923"/>
     <w:uiPriority w:val="39"/>
     <w:unhideWhenUsed/>
     <w:pPr>
@@ -33270,10 +33661,10 @@
       <w:ind w:left="1100"/>
     </w:pPr>
   </w:style>
-  <w:style w:type="paragraph" w:styleId="195">
+  <w:style w:type="paragraph" w:styleId="919">
     <w:name w:val="toc 7"/>
-    <w:basedOn w:val="756"/>
-    <w:next w:val="756"/>
+    <w:basedOn w:val="923"/>
+    <w:next w:val="923"/>
     <w:uiPriority w:val="39"/>
     <w:unhideWhenUsed/>
     <w:pPr>
@@ -33282,10 +33673,10 @@
       <w:ind w:left="1320"/>
     </w:pPr>
   </w:style>
-  <w:style w:type="paragraph" w:styleId="196">
+  <w:style w:type="paragraph" w:styleId="920">
     <w:name w:val="toc 8"/>
-    <w:basedOn w:val="756"/>
-    <w:next w:val="756"/>
+    <w:basedOn w:val="923"/>
+    <w:next w:val="923"/>
     <w:uiPriority w:val="39"/>
     <w:unhideWhenUsed/>
     <w:pPr>
@@ -33294,10 +33685,10 @@
       <w:ind w:left="1540"/>
     </w:pPr>
   </w:style>
-  <w:style w:type="paragraph" w:styleId="197">
+  <w:style w:type="paragraph" w:styleId="921">
     <w:name w:val="toc 9"/>
-    <w:basedOn w:val="756"/>
-    <w:next w:val="756"/>
+    <w:basedOn w:val="923"/>
+    <w:next w:val="923"/>
     <w:uiPriority w:val="39"/>
     <w:unhideWhenUsed/>
     <w:pPr>
@@ -33306,9 +33697,9 @@
       <w:ind w:left="1760"/>
     </w:pPr>
   </w:style>
-  <w:style w:type="character" w:styleId="198">
+  <w:style w:type="character" w:styleId="922">
     <w:name w:val="Placeholder Text"/>
-    <w:basedOn w:val="763"/>
+    <w:basedOn w:val="930"/>
     <w:uiPriority w:val="99"/>
     <w:semiHidden/>
     <w:pPr>
@@ -33320,7 +33711,7 @@
       <w:color w:val="666666"/>
     </w:rPr>
   </w:style>
-  <w:style w:type="paragraph" w:styleId="756" w:default="1">
+  <w:style w:type="paragraph" w:styleId="923" w:default="1">
     <w:name w:val="Normal"/>
     <w:qFormat/>
     <w:pPr>
@@ -33335,7 +33726,7 @@
       <w:lang w:val="fr"/>
     </w:rPr>
   </w:style>
-  <w:style w:type="paragraph" w:styleId="757">
+  <w:style w:type="paragraph" w:styleId="924">
     <w:name w:val="Heading 1"/>
     <w:uiPriority w:val="9"/>
     <w:qFormat/>
@@ -33355,7 +33746,7 @@
       <w:lang w:val="fr"/>
     </w:rPr>
   </w:style>
-  <w:style w:type="paragraph" w:styleId="758">
+  <w:style w:type="paragraph" w:styleId="925">
     <w:name w:val="Heading 2"/>
     <w:uiPriority w:val="9"/>
     <w:unhideWhenUsed/>
@@ -33374,7 +33765,7 @@
       <w:szCs w:val="26"/>
     </w:rPr>
   </w:style>
-  <w:style w:type="paragraph" w:styleId="759">
+  <w:style w:type="paragraph" w:styleId="926">
     <w:name w:val="Heading 3"/>
     <w:uiPriority w:val="9"/>
     <w:unhideWhenUsed/>
@@ -33393,7 +33784,7 @@
       <w:szCs w:val="23"/>
     </w:rPr>
   </w:style>
-  <w:style w:type="paragraph" w:styleId="760">
+  <w:style w:type="paragraph" w:styleId="927">
     <w:name w:val="Heading 4"/>
     <w:uiPriority w:val="9"/>
     <w:semiHidden/>
@@ -33411,7 +33802,7 @@
       <w:color w:val="2e74b5"/>
     </w:rPr>
   </w:style>
-  <w:style w:type="paragraph" w:styleId="761">
+  <w:style w:type="paragraph" w:styleId="928">
     <w:name w:val="Heading 5"/>
     <w:uiPriority w:val="9"/>
     <w:semiHidden/>
@@ -33427,7 +33818,7 @@
       <w:color w:val="2e74b5"/>
     </w:rPr>
   </w:style>
-  <w:style w:type="paragraph" w:styleId="762">
+  <w:style w:type="paragraph" w:styleId="929">
     <w:name w:val="Heading 6"/>
     <w:uiPriority w:val="9"/>
     <w:semiHidden/>
@@ -33443,7 +33834,7 @@
       <w:color w:val="1f4d78"/>
     </w:rPr>
   </w:style>
-  <w:style w:type="character" w:styleId="763" w:default="1">
+  <w:style w:type="character" w:styleId="930" w:default="1">
     <w:name w:val="Default Paragraph Font"/>
     <w:uiPriority w:val="1"/>
     <w:unhideWhenUsed/>
@@ -33453,7 +33844,7 @@
       <w:ind/>
     </w:pPr>
   </w:style>
-  <w:style w:type="table" w:styleId="764" w:default="1">
+  <w:style w:type="table" w:styleId="931" w:default="1">
     <w:name w:val="Normal Table"/>
     <w:uiPriority w:val="99"/>
     <w:semiHidden/>
@@ -33646,7 +34037,7 @@
       </w:tcPr>
     </w:tblStylePr>
   </w:style>
-  <w:style w:type="numbering" w:styleId="765" w:default="1">
+  <w:style w:type="numbering" w:styleId="932" w:default="1">
     <w:name w:val="No List"/>
     <w:uiPriority w:val="99"/>
     <w:semiHidden/>
@@ -33657,7 +34048,7 @@
       <w:ind/>
     </w:pPr>
   </w:style>
-  <w:style w:type="paragraph" w:styleId="766">
+  <w:style w:type="paragraph" w:styleId="933">
     <w:name w:val="Title"/>
     <w:uiPriority w:val="10"/>
     <w:qFormat/>
@@ -33671,7 +34062,7 @@
       <w:szCs w:val="56"/>
     </w:rPr>
   </w:style>
-  <w:style w:type="paragraph" w:styleId="767" w:customStyle="1">
+  <w:style w:type="paragraph" w:styleId="934" w:customStyle="1">
     <w:name w:val="Strong1"/>
     <w:qFormat/>
     <w:pPr>
@@ -33684,7 +34075,7 @@
       <w:bCs/>
     </w:rPr>
   </w:style>
-  <w:style w:type="paragraph" w:styleId="768">
+  <w:style w:type="paragraph" w:styleId="935">
     <w:name w:val="List Paragraph"/>
     <w:qFormat/>
     <w:pPr>
@@ -33701,7 +34092,7 @@
       <w:lang w:val="fr"/>
     </w:rPr>
   </w:style>
-  <w:style w:type="character" w:styleId="769">
+  <w:style w:type="character" w:styleId="936">
     <w:name w:val="Hyperlink"/>
     <w:uiPriority w:val="99"/>
     <w:unhideWhenUsed/>
@@ -33715,7 +34106,7 @@
       <w:u w:val="single"/>
     </w:rPr>
   </w:style>
-  <w:style w:type="character" w:styleId="770">
+  <w:style w:type="character" w:styleId="937">
     <w:name w:val="footnote reference"/>
     <w:uiPriority w:val="99"/>
     <w:semiHidden/>
@@ -33729,9 +34120,9 @@
       <w:vertAlign w:val="superscript"/>
     </w:rPr>
   </w:style>
-  <w:style w:type="paragraph" w:styleId="771">
+  <w:style w:type="paragraph" w:styleId="938">
     <w:name w:val="footnote text"/>
-    <w:link w:val="772"/>
+    <w:link w:val="939"/>
     <w:uiPriority w:val="99"/>
     <w:semiHidden/>
     <w:unhideWhenUsed/>
@@ -33745,9 +34136,9 @@
       <w:szCs w:val="20"/>
     </w:rPr>
   </w:style>
-  <w:style w:type="character" w:styleId="772" w:customStyle="1">
+  <w:style w:type="character" w:styleId="939" w:customStyle="1">
     <w:name w:val="Footnote Text Char"/>
-    <w:link w:val="771"/>
+    <w:link w:val="938"/>
     <w:uiPriority w:val="99"/>
     <w:semiHidden/>
     <w:unhideWhenUsed/>
@@ -33761,7 +34152,7 @@
       <w:szCs w:val="20"/>
     </w:rPr>
   </w:style>
-  <w:style w:type="character" w:styleId="773">
+  <w:style w:type="character" w:styleId="940">
     <w:name w:val="endnote reference"/>
     <w:uiPriority w:val="99"/>
     <w:semiHidden/>
@@ -33775,9 +34166,9 @@
       <w:vertAlign w:val="superscript"/>
     </w:rPr>
   </w:style>
-  <w:style w:type="paragraph" w:styleId="774">
+  <w:style w:type="paragraph" w:styleId="941">
     <w:name w:val="endnote text"/>
-    <w:link w:val="775"/>
+    <w:link w:val="942"/>
     <w:uiPriority w:val="99"/>
     <w:semiHidden/>
     <w:unhideWhenUsed/>
@@ -33791,9 +34182,9 @@
       <w:szCs w:val="20"/>
     </w:rPr>
   </w:style>
-  <w:style w:type="character" w:styleId="775" w:customStyle="1">
+  <w:style w:type="character" w:styleId="942" w:customStyle="1">
     <w:name w:val="Endnote Text Char"/>
-    <w:link w:val="774"/>
+    <w:link w:val="941"/>
     <w:uiPriority w:val="99"/>
     <w:semiHidden/>
     <w:unhideWhenUsed/>
@@ -33807,10 +34198,10 @@
       <w:szCs w:val="20"/>
     </w:rPr>
   </w:style>
-  <w:style w:type="paragraph" w:styleId="776">
+  <w:style w:type="paragraph" w:styleId="943">
     <w:name w:val="Caption"/>
-    <w:basedOn w:val="756"/>
-    <w:next w:val="756"/>
+    <w:basedOn w:val="923"/>
+    <w:next w:val="923"/>
     <w:uiPriority w:val="35"/>
     <w:unhideWhenUsed/>
     <w:qFormat/>
@@ -33827,10 +34218,10 @@
       <w:szCs w:val="18"/>
     </w:rPr>
   </w:style>
-  <w:style w:type="paragraph" w:styleId="777">
+  <w:style w:type="paragraph" w:styleId="944">
     <w:name w:val="Header"/>
-    <w:basedOn w:val="756"/>
-    <w:link w:val="778"/>
+    <w:basedOn w:val="923"/>
+    <w:link w:val="945"/>
     <w:uiPriority w:val="99"/>
     <w:unhideWhenUsed/>
     <w:pPr>
@@ -33843,10 +34234,10 @@
       <w:ind/>
     </w:pPr>
   </w:style>
-  <w:style w:type="character" w:styleId="778" w:customStyle="1">
+  <w:style w:type="character" w:styleId="945" w:customStyle="1">
     <w:name w:val="Header Char"/>
-    <w:basedOn w:val="763"/>
-    <w:link w:val="777"/>
+    <w:basedOn w:val="930"/>
+    <w:link w:val="944"/>
     <w:uiPriority w:val="99"/>
     <w:pPr>
       <w:pBdr/>
@@ -33854,10 +34245,10 @@
       <w:ind/>
     </w:pPr>
   </w:style>
-  <w:style w:type="paragraph" w:styleId="779">
+  <w:style w:type="paragraph" w:styleId="946">
     <w:name w:val="Footer"/>
-    <w:basedOn w:val="756"/>
-    <w:link w:val="780"/>
+    <w:basedOn w:val="923"/>
+    <w:link w:val="947"/>
     <w:uiPriority w:val="99"/>
     <w:unhideWhenUsed/>
     <w:pPr>
@@ -33870,10 +34261,10 @@
       <w:ind/>
     </w:pPr>
   </w:style>
-  <w:style w:type="character" w:styleId="780" w:customStyle="1">
+  <w:style w:type="character" w:styleId="947" w:customStyle="1">
     <w:name w:val="Footer Char"/>
-    <w:basedOn w:val="763"/>
-    <w:link w:val="779"/>
+    <w:basedOn w:val="930"/>
+    <w:link w:val="946"/>
     <w:uiPriority w:val="99"/>
     <w:pPr>
       <w:pBdr/>
@@ -33881,10 +34272,10 @@
       <w:ind/>
     </w:pPr>
   </w:style>
-  <w:style w:type="paragraph" w:styleId="781">
+  <w:style w:type="paragraph" w:styleId="948">
     <w:name w:val="TOC Heading"/>
-    <w:basedOn w:val="757"/>
-    <w:next w:val="756"/>
+    <w:basedOn w:val="924"/>
+    <w:next w:val="923"/>
     <w:uiPriority w:val="39"/>
     <w:unhideWhenUsed/>
     <w:qFormat/>
@@ -33906,10 +34297,10 @@
       <w:lang w:val="en-US" w:eastAsia="en-US"/>
     </w:rPr>
   </w:style>
-  <w:style w:type="paragraph" w:styleId="782">
+  <w:style w:type="paragraph" w:styleId="949">
     <w:name w:val="toc 1"/>
-    <w:basedOn w:val="756"/>
-    <w:next w:val="756"/>
+    <w:basedOn w:val="923"/>
+    <w:next w:val="923"/>
     <w:uiPriority w:val="39"/>
     <w:unhideWhenUsed/>
     <w:pPr>
@@ -33918,10 +34309,10 @@
       <w:ind/>
     </w:pPr>
   </w:style>
-  <w:style w:type="paragraph" w:styleId="783">
+  <w:style w:type="paragraph" w:styleId="950">
     <w:name w:val="toc 2"/>
-    <w:basedOn w:val="756"/>
-    <w:next w:val="756"/>
+    <w:basedOn w:val="923"/>
+    <w:next w:val="923"/>
     <w:uiPriority w:val="39"/>
     <w:unhideWhenUsed/>
     <w:pPr>
@@ -33930,10 +34321,10 @@
       <w:ind w:left="220"/>
     </w:pPr>
   </w:style>
-  <w:style w:type="paragraph" w:styleId="784">
+  <w:style w:type="paragraph" w:styleId="951">
     <w:name w:val="toc 3"/>
-    <w:basedOn w:val="756"/>
-    <w:next w:val="756"/>
+    <w:basedOn w:val="923"/>
+    <w:next w:val="923"/>
     <w:uiPriority w:val="39"/>
     <w:unhideWhenUsed/>
     <w:pPr>
@@ -33942,10 +34333,10 @@
       <w:ind w:left="440"/>
     </w:pPr>
   </w:style>
-  <w:style w:type="paragraph" w:styleId="785">
+  <w:style w:type="paragraph" w:styleId="952">
     <w:name w:val="table of figures"/>
-    <w:basedOn w:val="756"/>
-    <w:next w:val="756"/>
+    <w:basedOn w:val="923"/>
+    <w:next w:val="923"/>
     <w:uiPriority w:val="99"/>
     <w:unhideWhenUsed/>
     <w:pPr>
@@ -33961,9 +34352,9 @@
       <w:szCs w:val="24"/>
     </w:rPr>
   </w:style>
-  <w:style w:type="character" w:styleId="786">
+  <w:style w:type="character" w:styleId="953">
     <w:name w:val="Strong"/>
-    <w:basedOn w:val="763"/>
+    <w:basedOn w:val="930"/>
     <w:uiPriority w:val="22"/>
     <w:qFormat/>
     <w:pPr>
@@ -33976,9 +34367,9 @@
       <w:bCs/>
     </w:rPr>
   </w:style>
-  <w:style w:type="character" w:styleId="787">
+  <w:style w:type="character" w:styleId="954">
     <w:name w:val="Unresolved Mention"/>
-    <w:basedOn w:val="763"/>
+    <w:basedOn w:val="930"/>
     <w:uiPriority w:val="99"/>
     <w:semiHidden/>
     <w:unhideWhenUsed/>
